--- a/api/templates/Single TT Will (with Foreign Persons Excluded Trust) - Couple (Clio).docx
+++ b/api/templates/Single TT Will (with Foreign Persons Excluded Trust) - Couple (Clio).docx
@@ -29,9 +29,7 @@
         <w:pStyle w:val="AEPTitle"/>
       </w:pPr>
       <w:r>
-        <w:rPr>
-          <w:highlight w:val="yellow"/>
-        </w:rPr>
+        <w:rPr/>
         <w:t>&lt;&lt; Matter.Relationships.Mr.Name &gt;&gt;</w:t>
       </w:r>
       <w:r>
@@ -148,21 +146,15 @@
         <w:t xml:space="preserve">Last Will of </w:t>
       </w:r>
       <w:r>
-        <w:rPr>
-          <w:highlight w:val="yellow"/>
-        </w:rPr>
+        <w:rPr/>
         <w:t>&lt;&lt; Matter.Relationships.</w:t>
       </w:r>
       <w:r>
-        <w:rPr>
-          <w:highlight w:val="yellow"/>
-        </w:rPr>
+        <w:rPr/>
         <w:t>Mr</w:t>
       </w:r>
       <w:r>
-        <w:rPr>
-          <w:highlight w:val="yellow"/>
-        </w:rPr>
+        <w:rPr/>
         <w:t>.Name &gt;&gt;</w:t>
       </w:r>
     </w:p>
@@ -174,9 +166,7 @@
         <w:t xml:space="preserve">of </w:t>
       </w:r>
       <w:r>
-        <w:rPr>
-          <w:highlight w:val="yellow"/>
-        </w:rPr>
+        <w:rPr/>
         <w:t>&lt;&lt; Matter.Client.Address &gt;&gt;</w:t>
       </w:r>
     </w:p>
@@ -292,33 +282,23 @@
         <w:pStyle w:val="Heading3"/>
       </w:pPr>
       <w:r>
-        <w:rPr>
-          <w:highlight w:val="cyan"/>
-        </w:rPr>
+        <w:rPr/>
         <w:t>[#if</w:t>
       </w:r>
       <w:r>
-        <w:rPr>
-          <w:highlight w:val="cyan"/>
-        </w:rPr>
-        <w:t xml:space="preserve"> </w:t>
-      </w:r>
-      <w:r>
-        <w:rPr>
-          <w:highlight w:val="cyan"/>
-        </w:rPr>
+        <w:rPr/>
+        <w:t xml:space="preserve"> </w:t>
+      </w:r>
+      <w:r>
+        <w:rPr/>
         <w:t>outright gift to spouse in first instance</w:t>
       </w:r>
       <w:r>
-        <w:rPr>
-          <w:highlight w:val="cyan"/>
-        </w:rPr>
+        <w:rPr/>
         <w:t xml:space="preserve"> i.e. the TT starts after both spouses have died</w:t>
       </w:r>
       <w:r>
-        <w:rPr>
-          <w:highlight w:val="cyan"/>
-        </w:rPr>
+        <w:rPr/>
         <w:t>]</w:t>
       </w:r>
       <w:r>
@@ -340,9 +320,7 @@
         <w:t xml:space="preserve"> on my death if </w:t>
       </w:r>
       <w:r>
-        <w:rPr>
-          <w:highlight w:val="green"/>
-        </w:rPr>
+        <w:rPr/>
         <w:t>&lt;&lt; Matter.Relationships.Mrs.Name &gt;&gt;</w:t>
       </w:r>
       <w:r>
@@ -364,7 +342,6 @@
           <w:rStyle w:val="AEPBold"/>
           <w:b/>
           <w:bCs w:val="0"/>
-          <w:highlight w:val="yellow"/>
         </w:rPr>
         <w:t>&lt;&lt; Matter.Relationships.Mr.Name &gt;&gt;</w:t>
       </w:r>
@@ -394,9 +371,7 @@
         <w:t xml:space="preserve">Initial Trustee - </w:t>
       </w:r>
       <w:r>
-        <w:rPr>
-          <w:highlight w:val="yellow"/>
-        </w:rPr>
+        <w:rPr/>
         <w:t>&lt;&lt; Matter.CustomField.InitialTrusteeTt1 &gt;&gt;</w:t>
       </w:r>
       <w:r>
@@ -414,9 +389,7 @@
         <w:t xml:space="preserve">Backup Trustee - </w:t>
       </w:r>
       <w:r>
-        <w:rPr>
-          <w:highlight w:val="yellow"/>
-        </w:rPr>
+        <w:rPr/>
         <w:t>&lt;&lt; Matter.CustomField.BackupTrusteeTt1 &gt;&gt;</w:t>
       </w:r>
       <w:r>
@@ -434,9 +407,7 @@
         <w:t xml:space="preserve">Further Backup Trustee - </w:t>
       </w:r>
       <w:r>
-        <w:rPr>
-          <w:highlight w:val="yellow"/>
-        </w:rPr>
+        <w:rPr/>
         <w:t>&lt;&lt; Matter.CustomField.FurtherBackupTrusteeTt1 &gt;&gt;</w:t>
       </w:r>
       <w:r>
@@ -454,9 +425,7 @@
         <w:t xml:space="preserve">Appointor - </w:t>
       </w:r>
       <w:r>
-        <w:rPr>
-          <w:highlight w:val="yellow"/>
-        </w:rPr>
+        <w:rPr/>
         <w:t>&lt;&lt; Matter.CustomField.InitialAppointorTt1 &gt;&gt;</w:t>
       </w:r>
       <w:r>
@@ -474,9 +443,7 @@
         <w:t xml:space="preserve">Backup Appointor - </w:t>
       </w:r>
       <w:r>
-        <w:rPr>
-          <w:highlight w:val="yellow"/>
-        </w:rPr>
+        <w:rPr/>
         <w:t>&lt;&lt; Matter.CustomField.BackupAppointorTt1 &gt;&gt;</w:t>
       </w:r>
       <w:r>
@@ -494,9 +461,7 @@
         <w:t xml:space="preserve">Further Backup Appointor - </w:t>
       </w:r>
       <w:r>
-        <w:rPr>
-          <w:highlight w:val="yellow"/>
-        </w:rPr>
+        <w:rPr/>
         <w:t>&lt;&lt; Matter.CustomField.FurtherBackupAppointorTt1 &gt;&gt;</w:t>
       </w:r>
       <w:r>
@@ -511,21 +476,15 @@
         <w:pStyle w:val="Heading3"/>
       </w:pPr>
       <w:r>
-        <w:rPr>
-          <w:highlight w:val="cyan"/>
-        </w:rPr>
+        <w:rPr/>
         <w:t>[</w:t>
       </w:r>
       <w:r>
-        <w:rPr>
-          <w:highlight w:val="cyan"/>
-        </w:rPr>
+        <w:rPr/>
         <w:t>#if the TT starts in the first instance</w:t>
       </w:r>
       <w:r>
-        <w:rPr>
-          <w:highlight w:val="cyan"/>
-        </w:rPr>
+        <w:rPr/>
         <w:t>]</w:t>
       </w:r>
       <w:r>
@@ -553,7 +512,6 @@
           <w:rStyle w:val="AEPBold"/>
           <w:b/>
           <w:bCs w:val="0"/>
-          <w:highlight w:val="yellow"/>
         </w:rPr>
         <w:t>&lt;&lt; Matter.Relationships.Mr.Name &gt;&gt;</w:t>
       </w:r>
@@ -575,9 +533,7 @@
         <w:t xml:space="preserve">Nominated Beneficiary - </w:t>
       </w:r>
       <w:r>
-        <w:rPr>
-          <w:highlight w:val="green"/>
-        </w:rPr>
+        <w:rPr/>
         <w:t>&lt;&lt; Matter.Relationships.Mrs.Name &gt;&gt;</w:t>
       </w:r>
     </w:p>
@@ -589,9 +545,7 @@
         <w:t xml:space="preserve">Initial Trustee - </w:t>
       </w:r>
       <w:r>
-        <w:rPr>
-          <w:highlight w:val="yellow"/>
-        </w:rPr>
+        <w:rPr/>
         <w:t>&lt;&lt; Matter.CustomField.InitialTrusteeTt1 &gt;&gt;</w:t>
       </w:r>
       <w:r>
@@ -609,9 +563,7 @@
         <w:t xml:space="preserve">Backup Trustee - </w:t>
       </w:r>
       <w:r>
-        <w:rPr>
-          <w:highlight w:val="yellow"/>
-        </w:rPr>
+        <w:rPr/>
         <w:t>&lt;&lt; Matter.CustomField.BackupTrusteeTt1 &gt;&gt;</w:t>
       </w:r>
       <w:r>
@@ -629,9 +581,7 @@
         <w:t xml:space="preserve">Further Backup Trustee - </w:t>
       </w:r>
       <w:r>
-        <w:rPr>
-          <w:highlight w:val="yellow"/>
-        </w:rPr>
+        <w:rPr/>
         <w:t>&lt;&lt; Matter.CustomField.FurtherBackupTrusteeTt1 &gt;&gt;</w:t>
       </w:r>
       <w:r>
@@ -652,9 +602,7 @@
         <w:t xml:space="preserve">Appointor - </w:t>
       </w:r>
       <w:r>
-        <w:rPr>
-          <w:highlight w:val="yellow"/>
-        </w:rPr>
+        <w:rPr/>
         <w:t>&lt;&lt; Matter.CustomField.InitialAppointorTt1 &gt;&gt;</w:t>
       </w:r>
       <w:r>
@@ -672,9 +620,7 @@
         <w:t xml:space="preserve">Backup Appointor - </w:t>
       </w:r>
       <w:r>
-        <w:rPr>
-          <w:highlight w:val="yellow"/>
-        </w:rPr>
+        <w:rPr/>
         <w:t>&lt;&lt; Matter.CustomField.BackupAppointorTt1 &gt;&gt;</w:t>
       </w:r>
       <w:r>
@@ -692,9 +638,7 @@
         <w:t xml:space="preserve">Further Backup Appointor - </w:t>
       </w:r>
       <w:r>
-        <w:rPr>
-          <w:highlight w:val="yellow"/>
-        </w:rPr>
+        <w:rPr/>
         <w:t>&lt;&lt; Matter.CustomField.FurtherBackupAppointorTt1 &gt;&gt;</w:t>
       </w:r>
       <w:r>
@@ -709,27 +653,19 @@
         <w:pStyle w:val="Heading3"/>
       </w:pPr>
       <w:r>
-        <w:rPr>
-          <w:highlight w:val="cyan"/>
-        </w:rPr>
+        <w:rPr/>
         <w:t>[</w:t>
       </w:r>
       <w:r>
-        <w:rPr>
-          <w:highlight w:val="cyan"/>
-        </w:rPr>
+        <w:rPr/>
         <w:t xml:space="preserve">#if </w:t>
       </w:r>
       <w:r>
-        <w:rPr>
-          <w:highlight w:val="cyan"/>
-        </w:rPr>
+        <w:rPr/>
         <w:t>TT is to benefit someone other than spouse or children</w:t>
       </w:r>
       <w:r>
-        <w:rPr>
-          <w:highlight w:val="cyan"/>
-        </w:rPr>
+        <w:rPr/>
         <w:t>]</w:t>
       </w:r>
       <w:r>
@@ -757,7 +693,6 @@
           <w:rStyle w:val="AEPBold"/>
           <w:b/>
           <w:bCs w:val="0"/>
-          <w:highlight w:val="yellow"/>
         </w:rPr>
         <w:t>&lt;&lt; Matter.Relationships.Mr.Name &gt;&gt;</w:t>
       </w:r>
@@ -786,9 +721,7 @@
         <w:t xml:space="preserve">- </w:t>
       </w:r>
       <w:r>
-        <w:rPr>
-          <w:highlight w:val="yellow"/>
-        </w:rPr>
+        <w:rPr/>
         <w:t>&lt;&lt; Matter.CustomField.NominatedBeneficiaryTt1 &gt;&gt;</w:t>
       </w:r>
     </w:p>
@@ -800,9 +733,7 @@
         <w:t xml:space="preserve">Initial Trustee - </w:t>
       </w:r>
       <w:r>
-        <w:rPr>
-          <w:highlight w:val="yellow"/>
-        </w:rPr>
+        <w:rPr/>
         <w:t>&lt;&lt; Matter.CustomField.InitialTrusteeTt1 &gt;&gt;</w:t>
       </w:r>
       <w:r>
@@ -820,9 +751,7 @@
         <w:t xml:space="preserve">Backup Trustee - </w:t>
       </w:r>
       <w:r>
-        <w:rPr>
-          <w:highlight w:val="yellow"/>
-        </w:rPr>
+        <w:rPr/>
         <w:t>&lt;&lt; Matter.CustomField.BackupTrusteeTt1 &gt;&gt;</w:t>
       </w:r>
       <w:r>
@@ -840,9 +769,7 @@
         <w:t xml:space="preserve">Further Backup Trustee - </w:t>
       </w:r>
       <w:r>
-        <w:rPr>
-          <w:highlight w:val="yellow"/>
-        </w:rPr>
+        <w:rPr/>
         <w:t>&lt;&lt; Matter.CustomField.FurtherBackupTrusteeTt1 &gt;&gt;</w:t>
       </w:r>
       <w:r>
@@ -864,9 +791,7 @@
         <w:t xml:space="preserve">Appointor - </w:t>
       </w:r>
       <w:r>
-        <w:rPr>
-          <w:highlight w:val="yellow"/>
-        </w:rPr>
+        <w:rPr/>
         <w:t>&lt;&lt; Matter.CustomField.InitialAppointorTt1 &gt;&gt;</w:t>
       </w:r>
       <w:r>
@@ -884,9 +809,7 @@
         <w:t xml:space="preserve">Backup Appointor - </w:t>
       </w:r>
       <w:r>
-        <w:rPr>
-          <w:highlight w:val="yellow"/>
-        </w:rPr>
+        <w:rPr/>
         <w:t>&lt;&lt; Matter.CustomField.BackupAppointorTt1 &gt;&gt;</w:t>
       </w:r>
       <w:r>
@@ -904,9 +827,7 @@
         <w:t xml:space="preserve">Further Backup Appointor - </w:t>
       </w:r>
       <w:r>
-        <w:rPr>
-          <w:highlight w:val="yellow"/>
-        </w:rPr>
+        <w:rPr/>
         <w:t>&lt;&lt; Matter.CustomField.FurtherBackupAppointorTt1 &gt;&gt;</w:t>
       </w:r>
       <w:r>
@@ -983,9 +904,7 @@
         </w:numPr>
       </w:pPr>
       <w:r>
-        <w:rPr>
-          <w:highlight w:val="green"/>
-        </w:rPr>
+        <w:rPr/>
         <w:t>&lt;&lt; Matter.Relationships.Mrs.Name &gt;&gt;</w:t>
       </w:r>
       <w:r>
@@ -1004,18 +923,14 @@
         <w:t xml:space="preserve">if </w:t>
       </w:r>
       <w:r>
-        <w:rPr>
-          <w:highlight w:val="green"/>
-        </w:rPr>
+        <w:rPr/>
         <w:t>&lt;&lt; Matter.Relationships.Mrs.Name &gt;&gt;</w:t>
       </w:r>
       <w:r>
         <w:t xml:space="preserve"> is unable or unwilling to act for any reason, then I appoint </w:t>
       </w:r>
       <w:r>
-        <w:rPr>
-          <w:highlight w:val="yellow"/>
-        </w:rPr>
+        <w:rPr/>
         <w:t>&lt;&lt; Matter.CustomField.BackupExecutor &gt;&gt;</w:t>
       </w:r>
       <w:r>
@@ -1033,18 +948,14 @@
         <w:t xml:space="preserve">if </w:t>
       </w:r>
       <w:r>
-        <w:rPr>
-          <w:highlight w:val="yellow"/>
-        </w:rPr>
+        <w:rPr/>
         <w:t>&lt;&lt; Matter.CustomField.BackupExecutor &gt;&gt;</w:t>
       </w:r>
       <w:r>
         <w:t xml:space="preserve"> is unable or unwilling to act for any reason, then I appoint </w:t>
       </w:r>
       <w:r>
-        <w:rPr>
-          <w:highlight w:val="yellow"/>
-        </w:rPr>
+        <w:rPr/>
         <w:t>&lt;&lt; Matter.CustomField.FurtherBackupExecutor &gt;&gt;</w:t>
       </w:r>
       <w:bookmarkStart w:id="13" w:name="_Toc389476408"/>
@@ -1210,9 +1121,7 @@
         <w:pStyle w:val="Heading1"/>
       </w:pPr>
       <w:r>
-        <w:rPr>
-          <w:highlight w:val="cyan"/>
-        </w:rPr>
+        <w:rPr/>
         <w:t>#if minors</w:t>
       </w:r>
       <w:r>
@@ -1232,9 +1141,7 @@
         <w:pStyle w:val="Heading3"/>
       </w:pPr>
       <w:r>
-        <w:rPr>
-          <w:highlight w:val="yellow"/>
-        </w:rPr>
+        <w:rPr/>
         <w:t>&lt;&lt; Matter.CustomField.InitialGuardian &gt;&gt;</w:t>
       </w:r>
       <w:r>
@@ -1252,18 +1159,14 @@
         <w:t xml:space="preserve">if </w:t>
       </w:r>
       <w:r>
-        <w:rPr>
-          <w:highlight w:val="yellow"/>
-        </w:rPr>
+        <w:rPr/>
         <w:t>&lt;&lt; Matter.CustomField.InitialGuardian &gt;&gt;</w:t>
       </w:r>
       <w:r>
         <w:t xml:space="preserve"> is unable or unwilling to act for any reason, then I appoint </w:t>
       </w:r>
       <w:r>
-        <w:rPr>
-          <w:highlight w:val="yellow"/>
-        </w:rPr>
+        <w:rPr/>
         <w:t>&lt;&lt; Matter.CustomField.BackupGuardian &gt;&gt;</w:t>
       </w:r>
       <w:r>
@@ -1284,9 +1187,7 @@
         <w:t xml:space="preserve"> </w:t>
       </w:r>
       <w:r>
-        <w:rPr>
-          <w:highlight w:val="cyan"/>
-        </w:rPr>
+        <w:rPr/>
         <w:t>[#end]</w:t>
       </w:r>
     </w:p>
@@ -1346,9 +1247,7 @@
         <w:t xml:space="preserve"> </w:t>
       </w:r>
       <w:r>
-        <w:rPr>
-          <w:highlight w:val="green"/>
-        </w:rPr>
+        <w:rPr/>
         <w:t>&lt;&lt; Matter.Relationships.Mrs.Name &gt;&gt;</w:t>
       </w:r>
       <w:r>
@@ -1358,9 +1257,7 @@
         <w:t xml:space="preserve">absolutely with the Giftover Provision not applying, and if </w:t>
       </w:r>
       <w:r>
-        <w:rPr>
-          <w:highlight w:val="green"/>
-        </w:rPr>
+        <w:rPr/>
         <w:t>&lt;&lt; Matter.Relationships.Mrs.Name &gt;&gt;</w:t>
       </w:r>
       <w:r>
@@ -1395,45 +1292,31 @@
     <w:p>
       <w:pPr>
         <w:pStyle w:val="AEPTextL0"/>
-        <w:rPr>
-          <w:highlight w:val="cyan"/>
-        </w:rPr>
+        <w:rPr/>
       </w:pPr>
       <w:bookmarkStart w:id="28" w:name="_Ref392525263"/>
       <w:r>
-        <w:rPr>
-          <w:highlight w:val="cyan"/>
-        </w:rPr>
+        <w:rPr/>
         <w:t xml:space="preserve">#option 1: </w:t>
       </w:r>
       <w:r>
-        <w:rPr>
-          <w:highlight w:val="cyan"/>
-        </w:rPr>
+        <w:rPr/>
         <w:t>If o</w:t>
       </w:r>
       <w:r>
-        <w:rPr>
-          <w:highlight w:val="cyan"/>
-        </w:rPr>
+        <w:rPr/>
         <w:t>utright gift to spouse in the first instance</w:t>
       </w:r>
       <w:r>
-        <w:rPr>
-          <w:highlight w:val="cyan"/>
-        </w:rPr>
-        <w:t xml:space="preserve"> </w:t>
-      </w:r>
-      <w:r>
-        <w:rPr>
-          <w:highlight w:val="cyan"/>
-        </w:rPr>
+        <w:rPr/>
+        <w:t xml:space="preserve"> </w:t>
+      </w:r>
+      <w:r>
+        <w:rPr/>
         <w:t xml:space="preserve">i.e. the TT starts after both spouses have </w:t>
       </w:r>
       <w:r>
-        <w:rPr>
-          <w:highlight w:val="cyan"/>
-        </w:rPr>
+        <w:rPr/>
         <w:t>died</w:t>
       </w:r>
     </w:p>
@@ -1446,9 +1329,7 @@
         <w:t xml:space="preserve">I give my Residual Estate to </w:t>
       </w:r>
       <w:r>
-        <w:rPr>
-          <w:highlight w:val="green"/>
-        </w:rPr>
+        <w:rPr/>
         <w:t>&lt;&lt; Matter.Relationships.Mrs.Name &gt;&gt;</w:t>
       </w:r>
       <w:r>
@@ -1466,9 +1347,7 @@
         <w:t xml:space="preserve">If </w:t>
       </w:r>
       <w:r>
-        <w:rPr>
-          <w:highlight w:val="green"/>
-        </w:rPr>
+        <w:rPr/>
         <w:t>&lt;&lt; Matter.Relationships.Mrs.Name &gt;&gt;</w:t>
       </w:r>
       <w:r>
@@ -1485,7 +1364,6 @@
           <w:rStyle w:val="AEPBold"/>
           <w:b w:val="0"/>
           <w:bCs/>
-          <w:highlight w:val="yellow"/>
         </w:rPr>
         <w:t>&lt;&lt; Matter.Relationships.Mr.Name &gt;&gt;</w:t>
       </w:r>
@@ -1543,9 +1421,7 @@
         <w:t xml:space="preserve">as to a </w:t>
       </w:r>
       <w:r>
-        <w:rPr>
-          <w:highlight w:val="yellow"/>
-        </w:rPr>
+        <w:rPr/>
         <w:t>50</w:t>
       </w:r>
       <w:r>
@@ -1561,9 +1437,7 @@
         <w:t xml:space="preserve"> of </w:t>
       </w:r>
       <w:r>
-        <w:rPr>
-          <w:highlight w:val="green"/>
-        </w:rPr>
+        <w:rPr/>
         <w:t>&lt;&lt; Matter.Relationships.Mrs.Name &gt;&gt;</w:t>
       </w:r>
       <w:r>
@@ -1573,9 +1447,7 @@
         <w:t xml:space="preserve"> </w:t>
       </w:r>
       <w:r>
-        <w:rPr>
-          <w:highlight w:val="cyan"/>
-        </w:rPr>
+        <w:rPr/>
         <w:t>[#parents/siblings]</w:t>
       </w:r>
       <w:r>
@@ -1585,9 +1457,7 @@
         <w:t xml:space="preserve"> </w:t>
       </w:r>
       <w:r>
-        <w:rPr>
-          <w:highlight w:val="cyan"/>
-        </w:rPr>
+        <w:rPr/>
         <w:t>[#with the Giftover Provision not applying/with the Giftover Provision applying to each intended gift recipient only if all intended gift recipients in this subclause have not survived me/with the Giftover Provision applying to each intended gift recipient in this subclause];</w:t>
       </w:r>
       <w:r>
@@ -1609,9 +1479,7 @@
         <w:t xml:space="preserve">as to the remaining </w:t>
       </w:r>
       <w:r>
-        <w:rPr>
-          <w:highlight w:val="yellow"/>
-        </w:rPr>
+        <w:rPr/>
         <w:t>50</w:t>
       </w:r>
       <w:r>
@@ -1630,9 +1498,7 @@
         <w:t xml:space="preserve">my </w:t>
       </w:r>
       <w:r>
-        <w:rPr>
-          <w:highlight w:val="cyan"/>
-        </w:rPr>
+        <w:rPr/>
         <w:t>[#parents/siblings]</w:t>
       </w:r>
       <w:r>
@@ -1642,9 +1508,7 @@
         <w:t xml:space="preserve"> </w:t>
       </w:r>
       <w:r>
-        <w:rPr>
-          <w:highlight w:val="cyan"/>
-        </w:rPr>
+        <w:rPr/>
         <w:t>[#with the Giftover Provision not applying/with the Giftover Provision applying to each intended gift recipient only if all intended gift recipients in this subclause have not survived me/with the Giftover Provision applying to each intended gift recipient in this subclause]</w:t>
       </w:r>
       <w:r>
@@ -1656,9 +1520,7 @@
         <w:pStyle w:val="Heading2"/>
       </w:pPr>
       <w:r>
-        <w:rPr>
-          <w:highlight w:val="yellow"/>
-        </w:rPr>
+        <w:rPr/>
         <w:t>#if 2 gifts above:</w:t>
       </w:r>
       <w:r>
@@ -1679,21 +1541,15 @@
         <w:pStyle w:val="Heading2"/>
       </w:pPr>
       <w:r>
-        <w:rPr>
-          <w:highlight w:val="yellow"/>
-        </w:rPr>
+        <w:rPr/>
         <w:t>#if 3 or more gift</w:t>
       </w:r>
       <w:r>
-        <w:rPr>
-          <w:highlight w:val="yellow"/>
-        </w:rPr>
+        <w:rPr/>
         <w:t>s</w:t>
       </w:r>
       <w:r>
-        <w:rPr>
-          <w:highlight w:val="yellow"/>
-        </w:rPr>
+        <w:rPr/>
         <w:t xml:space="preserve"> above:</w:t>
       </w:r>
       <w:r>
@@ -1708,9 +1564,7 @@
         <w:t xml:space="preserve">I expressly confirm that </w:t>
       </w:r>
       <w:r>
-        <w:rPr>
-          <w:highlight w:val="green"/>
-        </w:rPr>
+        <w:rPr/>
         <w:t>&lt;&lt; Matter.Relationships.Mrs.Name &gt;&gt;</w:t>
       </w:r>
       <w:r>
@@ -1720,9 +1574,7 @@
         <w:t xml:space="preserve">is not required to survive me by 30 days in order to take a benefit under my Will, and this clause expresses a contrary intention with respect to </w:t>
       </w:r>
       <w:r>
-        <w:rPr>
-          <w:highlight w:val="green"/>
-        </w:rPr>
+        <w:rPr/>
         <w:t>&lt;&lt; Matter.Relationships.Mrs.Name &gt;&gt;</w:t>
       </w:r>
       <w:r>
@@ -1750,9 +1602,7 @@
         <w:t xml:space="preserve"> of this Will which requires a beneficiary to survive me for 30 days to inherit.</w:t>
       </w:r>
       <w:r>
-        <w:rPr>
-          <w:highlight w:val="cyan"/>
-        </w:rPr>
+        <w:rPr/>
         <w:t xml:space="preserve"> </w:t>
       </w:r>
     </w:p>
@@ -1864,83 +1714,57 @@
         <w:t>may choose to require that the distribution is for the sole purpose of allowing that Beneficiary to make a contribution to a Special Disability Trust within the meaning of the Social Security Act 1991 (Cth) or Veteran’s Entitlements Act 1986 (Cth).</w:t>
       </w:r>
       <w:r>
-        <w:rPr>
-          <w:highlight w:val="cyan"/>
-        </w:rPr>
-        <w:t xml:space="preserve"> </w:t>
-      </w:r>
-      <w:r>
-        <w:rPr>
-          <w:highlight w:val="cyan"/>
-        </w:rPr>
+        <w:rPr/>
+        <w:t xml:space="preserve"> </w:t>
+      </w:r>
+      <w:r>
+        <w:rPr/>
         <w:t>[#end]</w:t>
       </w:r>
     </w:p>
     <w:p>
       <w:pPr>
         <w:pStyle w:val="AEPTextL0"/>
-        <w:rPr>
-          <w:highlight w:val="cyan"/>
-        </w:rPr>
-      </w:pPr>
-      <w:r>
-        <w:rPr>
-          <w:highlight w:val="cyan"/>
-        </w:rPr>
+        <w:rPr/>
+      </w:pPr>
+      <w:r>
+        <w:rPr/>
         <w:t xml:space="preserve">#option </w:t>
       </w:r>
       <w:r>
-        <w:rPr>
-          <w:highlight w:val="cyan"/>
-        </w:rPr>
+        <w:rPr/>
         <w:t>2</w:t>
       </w:r>
       <w:r>
-        <w:rPr>
-          <w:highlight w:val="cyan"/>
-        </w:rPr>
+        <w:rPr/>
         <w:t xml:space="preserve">: </w:t>
       </w:r>
       <w:r>
-        <w:rPr>
-          <w:highlight w:val="cyan"/>
-        </w:rPr>
+        <w:rPr/>
         <w:t xml:space="preserve">If </w:t>
       </w:r>
       <w:r>
-        <w:rPr>
-          <w:highlight w:val="cyan"/>
-        </w:rPr>
+        <w:rPr/>
         <w:t xml:space="preserve">the </w:t>
       </w:r>
       <w:r>
-        <w:rPr>
-          <w:highlight w:val="cyan"/>
-        </w:rPr>
+        <w:rPr/>
         <w:t>TT</w:t>
       </w:r>
       <w:r>
-        <w:rPr>
-          <w:highlight w:val="cyan"/>
-        </w:rPr>
+        <w:rPr/>
         <w:t xml:space="preserve"> starts</w:t>
       </w:r>
       <w:r>
-        <w:rPr>
-          <w:highlight w:val="cyan"/>
-        </w:rPr>
+        <w:rPr/>
         <w:t xml:space="preserve"> in</w:t>
       </w:r>
       <w:r>
-        <w:rPr>
-          <w:highlight w:val="cyan"/>
-        </w:rPr>
+        <w:rPr/>
         <w:t xml:space="preserve"> the</w:t>
       </w:r>
       <w:r>
-        <w:rPr>
-          <w:highlight w:val="cyan"/>
-        </w:rPr>
+        <w:rPr/>
         <w:t xml:space="preserve"> first instance</w:t>
       </w:r>
     </w:p>
@@ -1952,9 +1776,7 @@
         <w:t xml:space="preserve">If </w:t>
       </w:r>
       <w:r>
-        <w:rPr>
-          <w:highlight w:val="green"/>
-        </w:rPr>
+        <w:rPr/>
         <w:t>&lt;&lt; Matter.Relationships.Mrs.Name &gt;&gt;</w:t>
       </w:r>
       <w:r>
@@ -1968,7 +1790,6 @@
           <w:rStyle w:val="AEPBold"/>
           <w:b w:val="0"/>
           <w:bCs/>
-          <w:highlight w:val="yellow"/>
         </w:rPr>
         <w:t>&lt;&lt; Matter.Relationships.Mr.Name &gt;&gt;</w:t>
       </w:r>
@@ -2046,9 +1867,7 @@
         <w:t xml:space="preserve">as to a </w:t>
       </w:r>
       <w:r>
-        <w:rPr>
-          <w:highlight w:val="yellow"/>
-        </w:rPr>
+        <w:rPr/>
         <w:t>50</w:t>
       </w:r>
       <w:r>
@@ -2064,9 +1883,7 @@
         <w:t xml:space="preserve"> of </w:t>
       </w:r>
       <w:r>
-        <w:rPr>
-          <w:highlight w:val="green"/>
-        </w:rPr>
+        <w:rPr/>
         <w:t>&lt;&lt; Matter.Relationships.Mrs.Name &gt;&gt;</w:t>
       </w:r>
       <w:r>
@@ -2076,9 +1893,7 @@
         <w:t xml:space="preserve"> </w:t>
       </w:r>
       <w:r>
-        <w:rPr>
-          <w:highlight w:val="cyan"/>
-        </w:rPr>
+        <w:rPr/>
         <w:t>[#parents/siblings]</w:t>
       </w:r>
       <w:r>
@@ -2092,9 +1907,7 @@
         <w:t xml:space="preserve"> </w:t>
       </w:r>
       <w:r>
-        <w:rPr>
-          <w:highlight w:val="cyan"/>
-        </w:rPr>
+        <w:rPr/>
         <w:t>[#with the Giftover Provision not applying/with the Giftover Provision applying to each intended gift recipient only if all intended gift recipients in this subclause have not survived me/with the Giftover Provision applying to each intended gift recipient in this subclause];</w:t>
       </w:r>
       <w:r>
@@ -2113,9 +1926,7 @@
         <w:t xml:space="preserve">as to the remaining </w:t>
       </w:r>
       <w:r>
-        <w:rPr>
-          <w:highlight w:val="yellow"/>
-        </w:rPr>
+        <w:rPr/>
         <w:t>50</w:t>
       </w:r>
       <w:r>
@@ -2134,9 +1945,7 @@
         <w:t xml:space="preserve">my </w:t>
       </w:r>
       <w:r>
-        <w:rPr>
-          <w:highlight w:val="cyan"/>
-        </w:rPr>
+        <w:rPr/>
         <w:t>[#parents/siblings]</w:t>
       </w:r>
       <w:r>
@@ -2146,9 +1955,7 @@
         <w:t xml:space="preserve"> </w:t>
       </w:r>
       <w:r>
-        <w:rPr>
-          <w:highlight w:val="cyan"/>
-        </w:rPr>
+        <w:rPr/>
         <w:t>[#with the Giftover Provision not applying/with the Giftover Provision applying to each intended gift recipient only if all intended gift recipients in this subclause have not survived me/with the Giftover Provision applying to each intended gift recipient in this subclause]</w:t>
       </w:r>
       <w:r>
@@ -2160,9 +1967,7 @@
         <w:pStyle w:val="Heading2"/>
       </w:pPr>
       <w:r>
-        <w:rPr>
-          <w:highlight w:val="yellow"/>
-        </w:rPr>
+        <w:rPr/>
         <w:t>#if 2 gifts above:</w:t>
       </w:r>
       <w:r>
@@ -2183,30 +1988,22 @@
         <w:pStyle w:val="Heading2"/>
       </w:pPr>
       <w:r>
-        <w:rPr>
-          <w:highlight w:val="yellow"/>
-        </w:rPr>
+        <w:rPr/>
         <w:t>#if 3 or more gift</w:t>
       </w:r>
       <w:r>
-        <w:rPr>
-          <w:highlight w:val="yellow"/>
-        </w:rPr>
+        <w:rPr/>
         <w:t>s</w:t>
       </w:r>
       <w:r>
-        <w:rPr>
-          <w:highlight w:val="yellow"/>
-        </w:rPr>
+        <w:rPr/>
         <w:t xml:space="preserve"> above:</w:t>
       </w:r>
       <w:r>
         <w:t xml:space="preserve"> If any of the gifts in the preceding clause fail for any reason, then that gift or those gifts will revert to and form part of the share of my Residual Estate in respect of which the remaining gift or gifts have taken effect in the same proportions as those gifts which have not failed bear to one another.</w:t>
       </w:r>
       <w:r>
-        <w:rPr>
-          <w:highlight w:val="cyan"/>
-        </w:rPr>
+        <w:rPr/>
         <w:t xml:space="preserve"> </w:t>
       </w:r>
     </w:p>
@@ -2315,9 +2112,7 @@
         <w:t xml:space="preserve">if </w:t>
       </w:r>
       <w:r>
-        <w:rPr>
-          <w:highlight w:val="green"/>
-        </w:rPr>
+        <w:rPr/>
         <w:t>&lt;&lt; Matter.Relationships.Mrs.Name &gt;&gt;</w:t>
       </w:r>
       <w:r>
@@ -2330,9 +2125,7 @@
         <w:t xml:space="preserve">, then with the consent of </w:t>
       </w:r>
       <w:r>
-        <w:rPr>
-          <w:highlight w:val="green"/>
-        </w:rPr>
+        <w:rPr/>
         <w:t>&lt;&lt; Matter.Relationships.Mrs.Name &gt;&gt;</w:t>
       </w:r>
       <w:r>
@@ -2347,9 +2140,7 @@
         <w:t xml:space="preserve">if </w:t>
       </w:r>
       <w:r>
-        <w:rPr>
-          <w:highlight w:val="green"/>
-        </w:rPr>
+        <w:rPr/>
         <w:t>&lt;&lt; Matter.Relationships.Mrs.Name &gt;&gt;</w:t>
       </w:r>
       <w:r>
@@ -2380,9 +2171,7 @@
         <w:t xml:space="preserve">, then with the consent of each Primary Beneficiary of that Trust other than </w:t>
       </w:r>
       <w:r>
-        <w:rPr>
-          <w:highlight w:val="green"/>
-        </w:rPr>
+        <w:rPr/>
         <w:t>&lt;&lt; Matter.Relationships.Mrs.Name &gt;&gt;</w:t>
       </w:r>
       <w:r>
@@ -2445,15 +2234,11 @@
         <w:t xml:space="preserve"> may choose to require that the distribution is for the sole purpose of allowing that Beneficiary to make a contribution to a Special Disability Trust within the meaning of the Social Security Act 1991 (Cth) or Veteran’s Entitlements Act 1986 (Cth).</w:t>
       </w:r>
       <w:r>
-        <w:rPr>
-          <w:highlight w:val="cyan"/>
-        </w:rPr>
-        <w:t xml:space="preserve"> </w:t>
-      </w:r>
-      <w:r>
-        <w:rPr>
-          <w:highlight w:val="cyan"/>
-        </w:rPr>
+        <w:rPr/>
+        <w:t xml:space="preserve"> </w:t>
+      </w:r>
+      <w:r>
+        <w:rPr/>
         <w:t>[#end]</w:t>
       </w:r>
     </w:p>
@@ -2563,21 +2348,15 @@
       <w:bookmarkStart w:id="35" w:name="_Toc389476412"/>
       <w:bookmarkEnd w:id="31"/>
       <w:r>
-        <w:rPr>
-          <w:highlight w:val="cyan"/>
-        </w:rPr>
+        <w:rPr/>
         <w:t xml:space="preserve">[#if </w:t>
       </w:r>
       <w:r>
-        <w:rPr>
-          <w:highlight w:val="cyan"/>
-        </w:rPr>
+        <w:rPr/>
         <w:t>the TT starts in the first instance</w:t>
       </w:r>
       <w:r>
-        <w:rPr>
-          <w:highlight w:val="cyan"/>
-        </w:rPr>
+        <w:rPr/>
         <w:t>]</w:t>
       </w:r>
       <w:r>
@@ -2631,9 +2410,7 @@
         <w:t xml:space="preserve">if </w:t>
       </w:r>
       <w:r>
-        <w:rPr>
-          <w:highlight w:val="green"/>
-        </w:rPr>
+        <w:rPr/>
         <w:t>&lt;&lt; Matter.Relationships.Mrs.Name &gt;&gt;</w:t>
       </w:r>
       <w:r>
@@ -2646,9 +2423,7 @@
         <w:t xml:space="preserve">, then with the consent of </w:t>
       </w:r>
       <w:r>
-        <w:rPr>
-          <w:highlight w:val="green"/>
-        </w:rPr>
+        <w:rPr/>
         <w:t>&lt;&lt; Matter.Relationships.Mrs.Name &gt;&gt;</w:t>
       </w:r>
       <w:r>
@@ -2663,9 +2438,7 @@
         <w:t xml:space="preserve">if </w:t>
       </w:r>
       <w:r>
-        <w:rPr>
-          <w:highlight w:val="green"/>
-        </w:rPr>
+        <w:rPr/>
         <w:t>&lt;&lt; Matter.Relationships.Mrs.Name &gt;&gt;</w:t>
       </w:r>
       <w:r>
@@ -2696,9 +2469,7 @@
         <w:t xml:space="preserve">, then with the consent of each Primary Beneficiary of that Trust other than </w:t>
       </w:r>
       <w:r>
-        <w:rPr>
-          <w:highlight w:val="green"/>
-        </w:rPr>
+        <w:rPr/>
         <w:t>&lt;&lt; Matter.Relationships.Mrs.Name &gt;&gt;</w:t>
       </w:r>
       <w:r>
@@ -2753,7 +2524,6 @@
           <w:rStyle w:val="AEPBold"/>
           <w:b w:val="0"/>
           <w:bCs/>
-          <w:highlight w:val="yellow"/>
         </w:rPr>
         <w:t>&lt;&lt; Matter.Relationships.Mr.Name &gt;&gt;</w:t>
       </w:r>
@@ -2774,7 +2544,6 @@
           <w:rStyle w:val="AEPBold"/>
           <w:b w:val="0"/>
           <w:bCs/>
-          <w:highlight w:val="yellow"/>
         </w:rPr>
         <w:t>&lt;&lt; Matter.Relationships.Mr.Name &gt;&gt;</w:t>
       </w:r>
@@ -2794,9 +2563,7 @@
         <w:t xml:space="preserve"> </w:t>
       </w:r>
       <w:r>
-        <w:rPr>
-          <w:highlight w:val="cyan"/>
-        </w:rPr>
+        <w:rPr/>
         <w:t>[#end]</w:t>
       </w:r>
     </w:p>
@@ -2809,51 +2576,35 @@
         </w:numPr>
       </w:pPr>
       <w:r>
-        <w:rPr>
-          <w:highlight w:val="cyan"/>
-        </w:rPr>
+        <w:rPr/>
         <w:t xml:space="preserve">[#if </w:t>
       </w:r>
       <w:r>
-        <w:rPr>
-          <w:highlight w:val="cyan"/>
-        </w:rPr>
+        <w:rPr/>
         <w:t>o</w:t>
       </w:r>
       <w:r>
-        <w:rPr>
-          <w:highlight w:val="cyan"/>
-        </w:rPr>
+        <w:rPr/>
         <w:t>utright gift to spouse in the first</w:t>
       </w:r>
       <w:r>
-        <w:rPr>
-          <w:highlight w:val="cyan"/>
-        </w:rPr>
+        <w:rPr/>
         <w:t xml:space="preserve"> instance</w:t>
       </w:r>
       <w:r>
-        <w:rPr>
-          <w:highlight w:val="cyan"/>
-        </w:rPr>
-        <w:t xml:space="preserve"> </w:t>
-      </w:r>
-      <w:r>
-        <w:rPr>
-          <w:highlight w:val="cyan"/>
-        </w:rPr>
+        <w:rPr/>
+        <w:t xml:space="preserve"> </w:t>
+      </w:r>
+      <w:r>
+        <w:rPr/>
         <w:t xml:space="preserve">i.e. the TT starts after both spouses have </w:t>
       </w:r>
       <w:r>
-        <w:rPr>
-          <w:highlight w:val="cyan"/>
-        </w:rPr>
+        <w:rPr/>
         <w:t>died</w:t>
       </w:r>
       <w:r>
-        <w:rPr>
-          <w:highlight w:val="cyan"/>
-        </w:rPr>
+        <w:rPr/>
         <w:t>]</w:t>
       </w:r>
       <w:r>
@@ -2906,7 +2657,6 @@
           <w:rStyle w:val="AEPBold"/>
           <w:b w:val="0"/>
           <w:bCs/>
-          <w:highlight w:val="yellow"/>
         </w:rPr>
         <w:t>&lt;&lt; Matter.Relationships.Mr.Name &gt;&gt;</w:t>
       </w:r>
@@ -2924,7 +2674,6 @@
           <w:rStyle w:val="AEPBold"/>
           <w:b w:val="0"/>
           <w:bCs/>
-          <w:highlight w:val="yellow"/>
         </w:rPr>
         <w:t>&lt;&lt; Matter.Relationships.Mr.Name &gt;&gt;</w:t>
       </w:r>
@@ -2974,9 +2723,7 @@
         <w:t xml:space="preserve"> </w:t>
       </w:r>
       <w:r>
-        <w:rPr>
-          <w:highlight w:val="cyan"/>
-        </w:rPr>
+        <w:rPr/>
         <w:t>[#end]</w:t>
       </w:r>
     </w:p>
@@ -2992,7 +2739,6 @@
           <w:rStyle w:val="AEPBold"/>
           <w:b w:val="0"/>
           <w:bCs/>
-          <w:highlight w:val="yellow"/>
         </w:rPr>
         <w:t>&lt;&lt; Matter.Relationships.Mr.Name &gt;&gt;</w:t>
       </w:r>
@@ -3204,7 +2950,6 @@
           <w:rStyle w:val="AEPBold"/>
           <w:b w:val="0"/>
           <w:bCs/>
-          <w:highlight w:val="yellow"/>
         </w:rPr>
         <w:t>&lt;&lt; Matter.Relationships.Mr.Name &gt;&gt;</w:t>
       </w:r>
@@ -3264,133 +3009,89 @@
       </w:pPr>
       <w:bookmarkStart w:id="37" w:name="_Ref122599327"/>
       <w:r>
-        <w:rPr>
-          <w:highlight w:val="cyan"/>
-        </w:rPr>
+        <w:rPr/>
         <w:t xml:space="preserve">[#If you want the FPE TT to be mandatory for </w:t>
       </w:r>
       <w:r>
-        <w:rPr>
-          <w:highlight w:val="cyan"/>
-        </w:rPr>
+        <w:rPr/>
         <w:t xml:space="preserve">any </w:t>
       </w:r>
       <w:r>
-        <w:rPr>
-          <w:highlight w:val="cyan"/>
-        </w:rPr>
+        <w:rPr/>
         <w:t xml:space="preserve">New South Wales Residential </w:t>
       </w:r>
       <w:r>
-        <w:rPr>
-          <w:highlight w:val="cyan"/>
-        </w:rPr>
+        <w:rPr/>
         <w:t>Property</w:t>
       </w:r>
       <w:r>
-        <w:rPr>
-          <w:highlight w:val="cyan"/>
-        </w:rPr>
+        <w:rPr/>
         <w:t xml:space="preserve"> then delete </w:t>
       </w:r>
       <w:r>
-        <w:rPr>
-          <w:highlight w:val="cyan"/>
-        </w:rPr>
+        <w:rPr/>
         <w:t xml:space="preserve">clauses </w:t>
       </w:r>
       <w:r>
-        <w:rPr>
-          <w:highlight w:val="cyan"/>
-        </w:rPr>
+        <w:rPr/>
         <w:fldChar w:fldCharType="begin"/>
       </w:r>
       <w:r>
-        <w:rPr>
-          <w:highlight w:val="cyan"/>
-        </w:rPr>
+        <w:rPr/>
         <w:instrText xml:space="preserve"> REF _Ref194576662 \r \h </w:instrText>
       </w:r>
       <w:r>
-        <w:rPr>
-          <w:highlight w:val="cyan"/>
-        </w:rPr>
-      </w:r>
-      <w:r>
-        <w:rPr>
-          <w:highlight w:val="cyan"/>
-        </w:rPr>
+        <w:rPr/>
+      </w:r>
+      <w:r>
+        <w:rPr/>
         <w:fldChar w:fldCharType="separate"/>
       </w:r>
       <w:r>
-        <w:rPr>
-          <w:highlight w:val="cyan"/>
-        </w:rPr>
+        <w:rPr/>
         <w:t>7.2</w:t>
       </w:r>
       <w:r>
-        <w:rPr>
-          <w:highlight w:val="cyan"/>
-        </w:rPr>
+        <w:rPr/>
         <w:fldChar w:fldCharType="end"/>
       </w:r>
       <w:r>
-        <w:rPr>
-          <w:highlight w:val="cyan"/>
-        </w:rPr>
+        <w:rPr/>
         <w:t xml:space="preserve"> and </w:t>
       </w:r>
       <w:r>
-        <w:rPr>
-          <w:highlight w:val="cyan"/>
-        </w:rPr>
+        <w:rPr/>
         <w:fldChar w:fldCharType="begin"/>
       </w:r>
       <w:r>
-        <w:rPr>
-          <w:highlight w:val="cyan"/>
-        </w:rPr>
+        <w:rPr/>
         <w:instrText xml:space="preserve"> REF _Ref194576664 \r \h </w:instrText>
       </w:r>
       <w:r>
-        <w:rPr>
-          <w:highlight w:val="cyan"/>
-        </w:rPr>
-      </w:r>
-      <w:r>
-        <w:rPr>
-          <w:highlight w:val="cyan"/>
-        </w:rPr>
+        <w:rPr/>
+      </w:r>
+      <w:r>
+        <w:rPr/>
         <w:fldChar w:fldCharType="separate"/>
       </w:r>
       <w:r>
-        <w:rPr>
-          <w:highlight w:val="cyan"/>
-        </w:rPr>
+        <w:rPr/>
         <w:t>7.3</w:t>
       </w:r>
       <w:r>
-        <w:rPr>
-          <w:highlight w:val="cyan"/>
-        </w:rPr>
+        <w:rPr/>
         <w:fldChar w:fldCharType="end"/>
       </w:r>
       <w:r>
-        <w:rPr>
-          <w:highlight w:val="cyan"/>
-        </w:rPr>
-        <w:t xml:space="preserve"> </w:t>
-      </w:r>
-      <w:r>
-        <w:rPr>
-          <w:highlight w:val="cyan"/>
-        </w:rPr>
+        <w:rPr/>
+        <w:t xml:space="preserve"> </w:t>
+      </w:r>
+      <w:r>
+        <w:rPr/>
         <w:t>and use this clause</w:t>
       </w:r>
       <w:r>
-        <w:rPr>
-          <w:highlight w:val="cyan"/>
-        </w:rPr>
+        <w:rPr/>
         <w:t>]</w:t>
       </w:r>
       <w:r>
@@ -3434,7 +3135,6 @@
           <w:rStyle w:val="AEPBold"/>
           <w:b w:val="0"/>
           <w:bCs/>
-          <w:highlight w:val="yellow"/>
         </w:rPr>
         <w:t>&lt;&lt; Matter.Relationships.Mr.Name &gt;&gt;</w:t>
       </w:r>
@@ -3455,7 +3155,6 @@
           <w:rStyle w:val="AEPBold"/>
           <w:b w:val="0"/>
           <w:bCs/>
-          <w:highlight w:val="yellow"/>
         </w:rPr>
         <w:t>&lt;&lt; Matter.Relationships.Mr.Name &gt;&gt;</w:t>
       </w:r>
@@ -3473,15 +3172,11 @@
       </w:r>
       <w:bookmarkEnd w:id="37"/>
       <w:r>
-        <w:rPr>
-          <w:highlight w:val="cyan"/>
-        </w:rPr>
-        <w:t xml:space="preserve"> </w:t>
-      </w:r>
-      <w:r>
-        <w:rPr>
-          <w:highlight w:val="cyan"/>
-        </w:rPr>
+        <w:rPr/>
+        <w:t xml:space="preserve"> </w:t>
+      </w:r>
+      <w:r>
+        <w:rPr/>
         <w:t>[#end]</w:t>
       </w:r>
     </w:p>
@@ -3491,163 +3186,109 @@
       </w:pPr>
       <w:bookmarkStart w:id="38" w:name="_Ref194576662"/>
       <w:r>
-        <w:rPr>
-          <w:highlight w:val="cyan"/>
-        </w:rPr>
+        <w:rPr/>
         <w:t xml:space="preserve">[#if </w:t>
       </w:r>
       <w:r>
-        <w:rPr>
-          <w:highlight w:val="cyan"/>
-        </w:rPr>
+        <w:rPr/>
         <w:t xml:space="preserve">the </w:t>
       </w:r>
       <w:r>
-        <w:rPr>
-          <w:highlight w:val="cyan"/>
-        </w:rPr>
+        <w:rPr/>
         <w:t xml:space="preserve">TT </w:t>
       </w:r>
       <w:r>
-        <w:rPr>
-          <w:highlight w:val="cyan"/>
-        </w:rPr>
+        <w:rPr/>
         <w:t xml:space="preserve">starts </w:t>
       </w:r>
       <w:r>
-        <w:rPr>
-          <w:highlight w:val="cyan"/>
-        </w:rPr>
+        <w:rPr/>
         <w:t xml:space="preserve">in </w:t>
       </w:r>
       <w:r>
-        <w:rPr>
-          <w:highlight w:val="cyan"/>
-        </w:rPr>
+        <w:rPr/>
         <w:t xml:space="preserve">the </w:t>
       </w:r>
       <w:r>
-        <w:rPr>
-          <w:highlight w:val="cyan"/>
-        </w:rPr>
+        <w:rPr/>
         <w:t>first instance</w:t>
       </w:r>
       <w:r>
-        <w:rPr>
-          <w:highlight w:val="cyan"/>
-        </w:rPr>
-        <w:t xml:space="preserve"> </w:t>
-      </w:r>
-      <w:r>
-        <w:rPr>
-          <w:highlight w:val="cyan"/>
-        </w:rPr>
+        <w:rPr/>
+        <w:t xml:space="preserve"> </w:t>
+      </w:r>
+      <w:r>
+        <w:rPr/>
         <w:t>and you want the FPE TT to be optional then delete clause</w:t>
       </w:r>
       <w:r>
-        <w:rPr>
-          <w:highlight w:val="cyan"/>
-        </w:rPr>
+        <w:rPr/>
         <w:t>s</w:t>
       </w:r>
       <w:r>
-        <w:rPr>
-          <w:highlight w:val="cyan"/>
-        </w:rPr>
-        <w:t xml:space="preserve"> </w:t>
-      </w:r>
-      <w:r>
-        <w:rPr>
-          <w:highlight w:val="cyan"/>
-        </w:rPr>
+        <w:rPr/>
+        <w:t xml:space="preserve"> </w:t>
+      </w:r>
+      <w:r>
+        <w:rPr/>
         <w:fldChar w:fldCharType="begin"/>
       </w:r>
       <w:r>
-        <w:rPr>
-          <w:highlight w:val="cyan"/>
-        </w:rPr>
+        <w:rPr/>
         <w:instrText xml:space="preserve"> REF _Ref122599327 \n \h </w:instrText>
       </w:r>
       <w:r>
-        <w:rPr>
-          <w:highlight w:val="cyan"/>
-        </w:rPr>
-      </w:r>
-      <w:r>
-        <w:rPr>
-          <w:highlight w:val="cyan"/>
-        </w:rPr>
+        <w:rPr/>
+      </w:r>
+      <w:r>
+        <w:rPr/>
         <w:fldChar w:fldCharType="separate"/>
       </w:r>
       <w:r>
-        <w:rPr>
-          <w:highlight w:val="cyan"/>
-        </w:rPr>
+        <w:rPr/>
         <w:t>7.1</w:t>
       </w:r>
       <w:r>
-        <w:rPr>
-          <w:highlight w:val="cyan"/>
-        </w:rPr>
+        <w:rPr/>
         <w:fldChar w:fldCharType="end"/>
       </w:r>
       <w:r>
-        <w:rPr>
-          <w:highlight w:val="cyan"/>
-        </w:rPr>
+        <w:rPr/>
         <w:t xml:space="preserve"> and </w:t>
       </w:r>
       <w:r>
-        <w:rPr>
-          <w:highlight w:val="cyan"/>
-        </w:rPr>
+        <w:rPr/>
         <w:fldChar w:fldCharType="begin"/>
       </w:r>
       <w:r>
-        <w:rPr>
-          <w:highlight w:val="cyan"/>
-        </w:rPr>
+        <w:rPr/>
         <w:instrText xml:space="preserve"> REF _Ref194576664 \r \h </w:instrText>
       </w:r>
       <w:r>
-        <w:rPr>
-          <w:highlight w:val="cyan"/>
-        </w:rPr>
-      </w:r>
-      <w:r>
-        <w:rPr>
-          <w:highlight w:val="cyan"/>
-        </w:rPr>
+        <w:rPr/>
+      </w:r>
+      <w:r>
+        <w:rPr/>
         <w:fldChar w:fldCharType="separate"/>
       </w:r>
       <w:r>
-        <w:rPr>
-          <w:highlight w:val="cyan"/>
-        </w:rPr>
+        <w:rPr/>
         <w:t>7.3</w:t>
       </w:r>
       <w:r>
-        <w:rPr>
-          <w:highlight w:val="cyan"/>
-        </w:rPr>
+        <w:rPr/>
         <w:fldChar w:fldCharType="end"/>
       </w:r>
       <w:r>
-        <w:rPr>
-          <w:highlight w:val="cyan"/>
-        </w:rPr>
+        <w:rPr/>
         <w:t xml:space="preserve"> and </w:t>
       </w:r>
       <w:r>
-        <w:rPr>
-          <w:highlight w:val="cyan"/>
-        </w:rPr>
+        <w:rPr/>
         <w:t>use this clause</w:t>
       </w:r>
       <w:r>
-        <w:rPr>
-          <w:highlight w:val="cyan"/>
-        </w:rPr>
+        <w:rPr/>
         <w:t>]</w:t>
       </w:r>
       <w:r>
@@ -3693,9 +3334,7 @@
         <w:t xml:space="preserve">if </w:t>
       </w:r>
       <w:r>
-        <w:rPr>
-          <w:highlight w:val="green"/>
-        </w:rPr>
+        <w:rPr/>
         <w:t>&lt;&lt; Matter.Relationships.Mrs.Name &gt;&gt;</w:t>
       </w:r>
       <w:r>
@@ -3708,9 +3347,7 @@
         <w:t xml:space="preserve">, then with the consent of </w:t>
       </w:r>
       <w:r>
-        <w:rPr>
-          <w:highlight w:val="green"/>
-        </w:rPr>
+        <w:rPr/>
         <w:t>&lt;&lt; Matter.Relationships.Mrs.Name &gt;&gt;</w:t>
       </w:r>
       <w:r>
@@ -3725,9 +3362,7 @@
         <w:t xml:space="preserve">if </w:t>
       </w:r>
       <w:r>
-        <w:rPr>
-          <w:highlight w:val="green"/>
-        </w:rPr>
+        <w:rPr/>
         <w:t>&lt;&lt; Matter.Relationships.Mrs.Name &gt;&gt;</w:t>
       </w:r>
       <w:r>
@@ -3758,9 +3393,7 @@
         <w:t xml:space="preserve">, then with the consent of each Primary Beneficiary of that Trust other than </w:t>
       </w:r>
       <w:r>
-        <w:rPr>
-          <w:highlight w:val="green"/>
-        </w:rPr>
+        <w:rPr/>
         <w:t>&lt;&lt; Matter.Relationships.Mrs.Name &gt;&gt;</w:t>
       </w:r>
       <w:r>
@@ -3812,7 +3445,6 @@
           <w:rStyle w:val="AEPBold"/>
           <w:b w:val="0"/>
           <w:bCs/>
-          <w:highlight w:val="yellow"/>
         </w:rPr>
         <w:t>&lt;&lt; Matter.Relationships.Mr.Name &gt;&gt;</w:t>
       </w:r>
@@ -3830,7 +3462,6 @@
           <w:rStyle w:val="AEPBold"/>
           <w:b w:val="0"/>
           <w:bCs/>
-          <w:highlight w:val="yellow"/>
         </w:rPr>
         <w:t>&lt;&lt; Matter.Relationships.Mr.Name &gt;&gt;</w:t>
       </w:r>
@@ -3844,15 +3475,11 @@
         <w:t>FPE Testamentary Trust.</w:t>
       </w:r>
       <w:r>
-        <w:rPr>
-          <w:highlight w:val="cyan"/>
-        </w:rPr>
-        <w:t xml:space="preserve"> </w:t>
-      </w:r>
-      <w:r>
-        <w:rPr>
-          <w:highlight w:val="cyan"/>
-        </w:rPr>
+        <w:rPr/>
+        <w:t xml:space="preserve"> </w:t>
+      </w:r>
+      <w:r>
+        <w:rPr/>
         <w:t>[#end]</w:t>
       </w:r>
     </w:p>
@@ -3862,169 +3489,113 @@
       </w:pPr>
       <w:bookmarkStart w:id="39" w:name="_Ref194576664"/>
       <w:r>
-        <w:rPr>
-          <w:highlight w:val="cyan"/>
-        </w:rPr>
+        <w:rPr/>
         <w:t xml:space="preserve">[#if </w:t>
       </w:r>
       <w:r>
-        <w:rPr>
-          <w:highlight w:val="cyan"/>
-        </w:rPr>
+        <w:rPr/>
         <w:t>o</w:t>
       </w:r>
       <w:r>
-        <w:rPr>
-          <w:highlight w:val="cyan"/>
-        </w:rPr>
+        <w:rPr/>
         <w:t>utright gift to spouse in the first</w:t>
       </w:r>
       <w:r>
-        <w:rPr>
-          <w:highlight w:val="cyan"/>
-        </w:rPr>
-        <w:t xml:space="preserve"> </w:t>
-      </w:r>
-      <w:r>
-        <w:rPr>
-          <w:highlight w:val="cyan"/>
-        </w:rPr>
+        <w:rPr/>
+        <w:t xml:space="preserve"> </w:t>
+      </w:r>
+      <w:r>
+        <w:rPr/>
         <w:t xml:space="preserve">instance </w:t>
       </w:r>
       <w:r>
-        <w:rPr>
-          <w:highlight w:val="cyan"/>
-        </w:rPr>
+        <w:rPr/>
         <w:t xml:space="preserve">i.e. the TT starts after both spouses have </w:t>
       </w:r>
       <w:r>
-        <w:rPr>
-          <w:highlight w:val="cyan"/>
-        </w:rPr>
+        <w:rPr/>
         <w:t>died</w:t>
       </w:r>
       <w:r>
-        <w:rPr>
-          <w:highlight w:val="cyan"/>
-        </w:rPr>
+        <w:rPr/>
         <w:t>,</w:t>
       </w:r>
       <w:r>
-        <w:rPr>
-          <w:highlight w:val="cyan"/>
-        </w:rPr>
-        <w:t xml:space="preserve"> </w:t>
-      </w:r>
-      <w:r>
-        <w:rPr>
-          <w:highlight w:val="cyan"/>
-        </w:rPr>
+        <w:rPr/>
+        <w:t xml:space="preserve"> </w:t>
+      </w:r>
+      <w:r>
+        <w:rPr/>
         <w:t>and you want the FPE TT to be optional then delete clause</w:t>
       </w:r>
       <w:r>
-        <w:rPr>
-          <w:highlight w:val="cyan"/>
-        </w:rPr>
+        <w:rPr/>
         <w:t>s</w:t>
       </w:r>
       <w:r>
-        <w:rPr>
-          <w:highlight w:val="cyan"/>
-        </w:rPr>
-        <w:t xml:space="preserve"> </w:t>
-      </w:r>
-      <w:r>
-        <w:rPr>
-          <w:highlight w:val="cyan"/>
-        </w:rPr>
+        <w:rPr/>
+        <w:t xml:space="preserve"> </w:t>
+      </w:r>
+      <w:r>
+        <w:rPr/>
         <w:fldChar w:fldCharType="begin"/>
       </w:r>
       <w:r>
-        <w:rPr>
-          <w:highlight w:val="cyan"/>
-        </w:rPr>
+        <w:rPr/>
         <w:instrText xml:space="preserve"> REF _Ref122599327 \n \h </w:instrText>
       </w:r>
       <w:r>
-        <w:rPr>
-          <w:highlight w:val="cyan"/>
-        </w:rPr>
-      </w:r>
-      <w:r>
-        <w:rPr>
-          <w:highlight w:val="cyan"/>
-        </w:rPr>
+        <w:rPr/>
+      </w:r>
+      <w:r>
+        <w:rPr/>
         <w:fldChar w:fldCharType="separate"/>
       </w:r>
       <w:r>
-        <w:rPr>
-          <w:highlight w:val="cyan"/>
-        </w:rPr>
+        <w:rPr/>
         <w:t>7.1</w:t>
       </w:r>
       <w:r>
-        <w:rPr>
-          <w:highlight w:val="cyan"/>
-        </w:rPr>
+        <w:rPr/>
         <w:fldChar w:fldCharType="end"/>
       </w:r>
       <w:r>
-        <w:rPr>
-          <w:highlight w:val="cyan"/>
-        </w:rPr>
+        <w:rPr/>
         <w:t xml:space="preserve"> and </w:t>
       </w:r>
       <w:r>
-        <w:rPr>
-          <w:highlight w:val="cyan"/>
-        </w:rPr>
+        <w:rPr/>
         <w:fldChar w:fldCharType="begin"/>
       </w:r>
       <w:r>
-        <w:rPr>
-          <w:highlight w:val="cyan"/>
-        </w:rPr>
+        <w:rPr/>
         <w:instrText xml:space="preserve"> REF _Ref194576662 \r \h </w:instrText>
       </w:r>
       <w:r>
-        <w:rPr>
-          <w:highlight w:val="cyan"/>
-        </w:rPr>
-      </w:r>
-      <w:r>
-        <w:rPr>
-          <w:highlight w:val="cyan"/>
-        </w:rPr>
+        <w:rPr/>
+      </w:r>
+      <w:r>
+        <w:rPr/>
         <w:fldChar w:fldCharType="separate"/>
       </w:r>
       <w:r>
-        <w:rPr>
-          <w:highlight w:val="cyan"/>
-        </w:rPr>
+        <w:rPr/>
         <w:t>7.2</w:t>
       </w:r>
       <w:r>
-        <w:rPr>
-          <w:highlight w:val="cyan"/>
-        </w:rPr>
+        <w:rPr/>
         <w:fldChar w:fldCharType="end"/>
       </w:r>
       <w:r>
-        <w:rPr>
-          <w:highlight w:val="cyan"/>
-        </w:rPr>
+        <w:rPr/>
         <w:t xml:space="preserve"> and </w:t>
       </w:r>
       <w:r>
-        <w:rPr>
-          <w:highlight w:val="cyan"/>
-        </w:rPr>
+        <w:rPr/>
         <w:t>use this clause</w:t>
       </w:r>
       <w:r>
-        <w:rPr>
-          <w:highlight w:val="cyan"/>
-        </w:rPr>
+        <w:rPr/>
         <w:t>]</w:t>
       </w:r>
       <w:r>
@@ -4074,7 +3645,6 @@
           <w:rStyle w:val="AEPBold"/>
           <w:b w:val="0"/>
           <w:bCs/>
-          <w:highlight w:val="yellow"/>
         </w:rPr>
         <w:t>&lt;&lt; Matter.Relationships.Mr.Name &gt;&gt;</w:t>
       </w:r>
@@ -4101,7 +3671,6 @@
           <w:rStyle w:val="AEPBold"/>
           <w:b w:val="0"/>
           <w:bCs/>
-          <w:highlight w:val="yellow"/>
         </w:rPr>
         <w:t>&lt;&lt; Matter.Relationships.Mr.Name &gt;&gt;</w:t>
       </w:r>
@@ -4152,9 +3721,7 @@
       </w:r>
       <w:bookmarkEnd w:id="39"/>
       <w:r>
-        <w:rPr>
-          <w:highlight w:val="cyan"/>
-        </w:rPr>
+        <w:rPr/>
         <w:t>[#end]</w:t>
       </w:r>
     </w:p>
@@ -4174,7 +3741,6 @@
           <w:rStyle w:val="AEPBold"/>
           <w:b w:val="0"/>
           <w:bCs/>
-          <w:highlight w:val="yellow"/>
         </w:rPr>
         <w:t>&lt;&lt; Matter.Relationships.Mr.Name &gt;&gt;</w:t>
       </w:r>
@@ -4394,9 +3960,7 @@
         <w:t xml:space="preserve"> to narrow the scope of that definition, however for clarity, the definition of ‘Foreign Person’ may be amended to expand the scope of the definition.</w:t>
       </w:r>
       <w:r>
-        <w:rPr>
-          <w:highlight w:val="cyan"/>
-        </w:rPr>
+        <w:rPr/>
         <w:t xml:space="preserve"> </w:t>
       </w:r>
     </w:p>
@@ -10559,9 +10123,7 @@
         <w:t xml:space="preserve">So far as I can choose the law to govern the administration of my estate, and the trusts created by my Will, I choose the laws of </w:t>
       </w:r>
       <w:r>
-        <w:rPr>
-          <w:highlight w:val="yellow"/>
-        </w:rPr>
+        <w:rPr/>
         <w:t>&lt;&lt; Matter.CustomField.Jurisdiction &gt;&gt;</w:t>
       </w:r>
       <w:r>
@@ -10700,9 +10262,7 @@
         </w:numPr>
       </w:pPr>
       <w:r>
-        <w:rPr>
-          <w:highlight w:val="yellow"/>
-        </w:rPr>
+        <w:rPr/>
         <w:t>&lt;&lt; Matter.CustomField.InitialAppointorTt1 &gt;&gt;</w:t>
       </w:r>
       <w:r>
@@ -10721,9 +10281,7 @@
         <w:t xml:space="preserve">if </w:t>
       </w:r>
       <w:r>
-        <w:rPr>
-          <w:highlight w:val="yellow"/>
-        </w:rPr>
+        <w:rPr/>
         <w:t>&lt;&lt; Matter.CustomField.InitialAppointorTt1 &gt;&gt;</w:t>
       </w:r>
       <w:r>
@@ -10736,9 +10294,7 @@
         <w:t xml:space="preserve">to act, then </w:t>
       </w:r>
       <w:r>
-        <w:rPr>
-          <w:highlight w:val="yellow"/>
-        </w:rPr>
+        <w:rPr/>
         <w:t>&lt;&lt; Matter.CustomField.BackupAppointorTt1 &gt;&gt;</w:t>
       </w:r>
       <w:r>
@@ -10753,9 +10309,7 @@
         <w:t xml:space="preserve">if </w:t>
       </w:r>
       <w:r>
-        <w:rPr>
-          <w:highlight w:val="yellow"/>
-        </w:rPr>
+        <w:rPr/>
         <w:t>&lt;&lt; Matter.CustomField.BackupAppointorTt1 &gt;&gt;</w:t>
       </w:r>
       <w:r>
@@ -10771,9 +10325,7 @@
         <w:t xml:space="preserve">then </w:t>
       </w:r>
       <w:r>
-        <w:rPr>
-          <w:highlight w:val="yellow"/>
-        </w:rPr>
+        <w:rPr/>
         <w:t>&lt;&lt; Matter.CustomField.FurtherBackupAppointorTt1 &gt;&gt;</w:t>
       </w:r>
       <w:r>
@@ -11572,15 +11124,11 @@
         <w:pStyle w:val="AEPTextL1"/>
       </w:pPr>
       <w:r>
-        <w:rPr>
-          <w:highlight w:val="cyan"/>
-        </w:rPr>
+        <w:rPr/>
         <w:t>#</w:t>
       </w:r>
       <w:r>
-        <w:rPr>
-          <w:highlight w:val="cyan"/>
-        </w:rPr>
+        <w:rPr/>
         <w:t>If the TT starts in the first instance to benefit surviving spouse</w:t>
       </w:r>
       <w:r>
@@ -11596,9 +11144,7 @@
         <w:t xml:space="preserve">means one or more trusts established following the death of </w:t>
       </w:r>
       <w:r>
-        <w:rPr>
-          <w:highlight w:val="green"/>
-        </w:rPr>
+        <w:rPr/>
         <w:t>&lt;&lt; Matter.Relationships.Mrs.Name &gt;&gt;</w:t>
       </w:r>
       <w:r>
@@ -11608,9 +11154,7 @@
         <w:t xml:space="preserve">under the terms of their will. </w:t>
       </w:r>
       <w:r>
-        <w:rPr>
-          <w:highlight w:val="cyan"/>
-        </w:rPr>
+        <w:rPr/>
         <w:t>#end</w:t>
       </w:r>
     </w:p>
@@ -12634,15 +12178,11 @@
         <w:pStyle w:val="AEPTextL1"/>
       </w:pPr>
       <w:r>
-        <w:rPr>
-          <w:highlight w:val="cyan"/>
-        </w:rPr>
+        <w:rPr/>
         <w:t>#</w:t>
       </w:r>
       <w:r>
-        <w:rPr>
-          <w:highlight w:val="cyan"/>
-        </w:rPr>
+        <w:rPr/>
         <w:t>If the TT starts in the first instance to benefit surviving spouse</w:t>
       </w:r>
       <w:r>
@@ -12658,9 +12198,7 @@
         <w:t xml:space="preserve">means </w:t>
       </w:r>
       <w:r>
-        <w:rPr>
-          <w:highlight w:val="green"/>
-        </w:rPr>
+        <w:rPr/>
         <w:t>&lt;&lt; Matter.Relationships.Mrs.Name &gt;&gt;</w:t>
       </w:r>
       <w:r>
@@ -12670,9 +12208,7 @@
         <w:t xml:space="preserve"> </w:t>
       </w:r>
       <w:r>
-        <w:rPr>
-          <w:highlight w:val="cyan"/>
-        </w:rPr>
+        <w:rPr/>
         <w:t>[#end]</w:t>
       </w:r>
     </w:p>
@@ -12681,33 +12217,23 @@
         <w:pStyle w:val="AEPTextL1"/>
       </w:pPr>
       <w:r>
-        <w:rPr>
-          <w:highlight w:val="cyan"/>
-        </w:rPr>
+        <w:rPr/>
         <w:t>#</w:t>
       </w:r>
       <w:r>
-        <w:rPr>
-          <w:highlight w:val="cyan"/>
-        </w:rPr>
+        <w:rPr/>
         <w:t xml:space="preserve">If </w:t>
       </w:r>
       <w:r>
-        <w:rPr>
-          <w:highlight w:val="cyan"/>
-        </w:rPr>
+        <w:rPr/>
         <w:t>outright gift to spouse in first instance</w:t>
       </w:r>
       <w:r>
-        <w:rPr>
-          <w:highlight w:val="cyan"/>
-        </w:rPr>
+        <w:rPr/>
         <w:t xml:space="preserve"> i.e.</w:t>
       </w:r>
       <w:r>
-        <w:rPr>
-          <w:highlight w:val="cyan"/>
-        </w:rPr>
+        <w:rPr/>
         <w:t xml:space="preserve"> the TT starts after both spouses have died</w:t>
       </w:r>
       <w:r>
@@ -12726,9 +12252,7 @@
         <w:t xml:space="preserve"> </w:t>
       </w:r>
       <w:r>
-        <w:rPr>
-          <w:highlight w:val="cyan"/>
-        </w:rPr>
+        <w:rPr/>
         <w:t>[#end]</w:t>
       </w:r>
     </w:p>
@@ -12737,9 +12261,7 @@
         <w:pStyle w:val="AEPTextL1"/>
       </w:pPr>
       <w:r>
-        <w:rPr>
-          <w:highlight w:val="cyan"/>
-        </w:rPr>
+        <w:rPr/>
         <w:t>#if TT is to benefit someone other than spouse or children:</w:t>
       </w:r>
       <w:r>
@@ -12756,9 +12278,7 @@
         <w:t xml:space="preserve"> means </w:t>
       </w:r>
       <w:r>
-        <w:rPr>
-          <w:highlight w:val="yellow"/>
-        </w:rPr>
+        <w:rPr/>
         <w:t>&lt;&lt; Matter.CustomField.NominatedBeneficiaryTt1 &gt;&gt;</w:t>
       </w:r>
       <w:r>
@@ -12768,9 +12288,7 @@
         <w:t xml:space="preserve"> </w:t>
       </w:r>
       <w:r>
-        <w:rPr>
-          <w:highlight w:val="cyan"/>
-        </w:rPr>
+        <w:rPr/>
         <w:t>[#end]</w:t>
       </w:r>
     </w:p>
@@ -12949,45 +12467,31 @@
         <w:pStyle w:val="AEPTextL0"/>
       </w:pPr>
       <w:r>
-        <w:rPr>
-          <w:highlight w:val="cyan"/>
-        </w:rPr>
+        <w:rPr/>
         <w:t>#</w:t>
       </w:r>
       <w:r>
-        <w:rPr>
-          <w:highlight w:val="cyan"/>
-        </w:rPr>
+        <w:rPr/>
         <w:t xml:space="preserve">If </w:t>
       </w:r>
       <w:r>
-        <w:rPr>
-          <w:highlight w:val="cyan"/>
-        </w:rPr>
+        <w:rPr/>
         <w:t>outright gift to spouse in first instance</w:t>
       </w:r>
       <w:r>
-        <w:rPr>
-          <w:highlight w:val="cyan"/>
-        </w:rPr>
+        <w:rPr/>
         <w:t xml:space="preserve"> (</w:t>
       </w:r>
       <w:r>
-        <w:rPr>
-          <w:highlight w:val="cyan"/>
-        </w:rPr>
+        <w:rPr/>
         <w:t>TT starts after both spouses have died</w:t>
       </w:r>
       <w:r>
-        <w:rPr>
-          <w:highlight w:val="cyan"/>
-        </w:rPr>
+        <w:rPr/>
         <w:t>)</w:t>
       </w:r>
       <w:r>
-        <w:rPr>
-          <w:highlight w:val="cyan"/>
-        </w:rPr>
+        <w:rPr/>
         <w:t xml:space="preserve"> i.e. Nominated Beneficiaries = children:</w:t>
       </w:r>
       <w:r>
@@ -13039,9 +12543,7 @@
         <w:t xml:space="preserve"> </w:t>
       </w:r>
       <w:r>
-        <w:rPr>
-          <w:highlight w:val="cyan"/>
-        </w:rPr>
+        <w:rPr/>
         <w:t>[#end]</w:t>
       </w:r>
     </w:p>
@@ -13050,51 +12552,35 @@
         <w:pStyle w:val="AEPTextL0"/>
       </w:pPr>
       <w:r>
-        <w:rPr>
-          <w:highlight w:val="cyan"/>
-        </w:rPr>
+        <w:rPr/>
         <w:t>#</w:t>
       </w:r>
       <w:r>
-        <w:rPr>
-          <w:highlight w:val="cyan"/>
-        </w:rPr>
+        <w:rPr/>
         <w:t>If</w:t>
       </w:r>
       <w:r>
-        <w:rPr>
-          <w:highlight w:val="cyan"/>
-        </w:rPr>
-        <w:t xml:space="preserve"> </w:t>
-      </w:r>
-      <w:r>
-        <w:rPr>
-          <w:highlight w:val="cyan"/>
-        </w:rPr>
+        <w:rPr/>
+        <w:t xml:space="preserve"> </w:t>
+      </w:r>
+      <w:r>
+        <w:rPr/>
         <w:t xml:space="preserve">the TT starts in the first instance i.e. </w:t>
       </w:r>
       <w:r>
-        <w:rPr>
-          <w:highlight w:val="cyan"/>
-        </w:rPr>
+        <w:rPr/>
         <w:t xml:space="preserve">Nominated Beneficiary </w:t>
       </w:r>
       <w:r>
-        <w:rPr>
-          <w:highlight w:val="cyan"/>
-        </w:rPr>
+        <w:rPr/>
         <w:t>=</w:t>
       </w:r>
       <w:r>
-        <w:rPr>
-          <w:highlight w:val="cyan"/>
-        </w:rPr>
+        <w:rPr/>
         <w:t xml:space="preserve"> spouse</w:t>
       </w:r>
       <w:r>
-        <w:rPr>
-          <w:highlight w:val="cyan"/>
-        </w:rPr>
+        <w:rPr/>
         <w:t>:</w:t>
       </w:r>
       <w:r>
@@ -13149,41 +12635,29 @@
         <w:t xml:space="preserve"> </w:t>
       </w:r>
       <w:r>
-        <w:rPr>
-          <w:highlight w:val="cyan"/>
-        </w:rPr>
+        <w:rPr/>
         <w:t>[#end]</w:t>
       </w:r>
     </w:p>
     <w:p>
       <w:pPr>
         <w:pStyle w:val="AEPTextL0"/>
-        <w:rPr>
-          <w:highlight w:val="cyan"/>
-        </w:rPr>
-      </w:pPr>
-      <w:r>
-        <w:rPr>
-          <w:highlight w:val="cyan"/>
-        </w:rPr>
+        <w:rPr/>
+      </w:pPr>
+      <w:r>
+        <w:rPr/>
         <w:t>[</w:t>
       </w:r>
       <w:r>
-        <w:rPr>
-          <w:highlight w:val="cyan"/>
-        </w:rPr>
+        <w:rPr/>
         <w:t xml:space="preserve">#if </w:t>
       </w:r>
       <w:r>
-        <w:rPr>
-          <w:highlight w:val="cyan"/>
-        </w:rPr>
+        <w:rPr/>
         <w:t xml:space="preserve">the </w:t>
       </w:r>
       <w:r>
-        <w:rPr>
-          <w:highlight w:val="cyan"/>
-        </w:rPr>
+        <w:rPr/>
         <w:t>TT is to benefit someone other than spouse or children]</w:t>
       </w:r>
     </w:p>
@@ -13244,9 +12718,7 @@
         <w:t xml:space="preserve"> </w:t>
       </w:r>
       <w:r>
-        <w:rPr>
-          <w:highlight w:val="cyan"/>
-        </w:rPr>
+        <w:rPr/>
         <w:t>[#end]</w:t>
       </w:r>
     </w:p>
@@ -13738,7 +13210,6 @@
           <w:rStyle w:val="AEPBold"/>
           <w:b w:val="0"/>
           <w:bCs/>
-          <w:highlight w:val="yellow"/>
         </w:rPr>
         <w:t>&lt;&lt; Matter.Relationships.Mr.Name &gt;&gt;</w:t>
       </w:r>
@@ -13768,42 +13239,24 @@
           <w:numId w:val="30"/>
         </w:numPr>
       </w:pPr>
-      <w:r>
-        <w:rPr>
-          <w:rStyle w:val="AEPBold"/>
-          <w:b w:val="0"/>
-          <w:bCs/>
-          <w:highlight w:val="yellow"/>
-        </w:rPr>
-        <w:t>&lt;&lt; Matter.Relationships.Mr.Name &gt;&gt;</w:t>
-      </w:r>
       <w:r>
         <w:rPr>
           <w:rStyle w:val="AEPBold"/>
           <w:b w:val="0"/>
           <w:bCs/>
         </w:rPr>
-        <w:t xml:space="preserve"> </w:t>
-      </w:r>
-      <w:r>
-        <w:t>FPE Testamentary Trust (if applicable);</w:t>
-      </w:r>
-    </w:p>
-    <w:p>
-      <w:pPr>
-        <w:pStyle w:val="Heading3"/>
-      </w:pPr>
+        <w:t>&lt;&lt; Matter.Relationships.Mr.Name &gt;&gt;</w:t>
+      </w:r>
       <w:r>
         <w:rPr>
           <w:rStyle w:val="AEPBold"/>
           <w:b w:val="0"/>
           <w:bCs/>
-          <w:highlight w:val="yellow"/>
         </w:rPr>
-        <w:t>&lt;&lt; Matter.Relationships.Mr.Name &gt;&gt;</w:t>
-      </w:r>
-      <w:r>
-        <w:t xml:space="preserve"> Superannuation Death Benefits Trust (if applicable); and</w:t>
+        <w:t xml:space="preserve"> </w:t>
+      </w:r>
+      <w:r>
+        <w:t>FPE Testamentary Trust (if applicable);</w:t>
       </w:r>
     </w:p>
     <w:p>
@@ -13815,7 +13268,22 @@
           <w:rStyle w:val="AEPBold"/>
           <w:b w:val="0"/>
           <w:bCs/>
-          <w:highlight w:val="yellow"/>
+        </w:rPr>
+        <w:t>&lt;&lt; Matter.Relationships.Mr.Name &gt;&gt;</w:t>
+      </w:r>
+      <w:r>
+        <w:t xml:space="preserve"> Superannuation Death Benefits Trust (if applicable); and</w:t>
+      </w:r>
+    </w:p>
+    <w:p>
+      <w:pPr>
+        <w:pStyle w:val="Heading3"/>
+      </w:pPr>
+      <w:r>
+        <w:rPr>
+          <w:rStyle w:val="AEPBold"/>
+          <w:b w:val="0"/>
+          <w:bCs/>
         </w:rPr>
         <w:t>&lt;&lt; Matter.Relationships.Mr.Name &gt;&gt;</w:t>
       </w:r>
@@ -13938,9 +13406,7 @@
         </w:numPr>
       </w:pPr>
       <w:r>
-        <w:rPr>
-          <w:highlight w:val="yellow"/>
-        </w:rPr>
+        <w:rPr/>
         <w:t>&lt;&lt; Matter.CustomField.InitialTrusteeTt1 &gt;&gt;</w:t>
       </w:r>
       <w:r>
@@ -13959,9 +13425,7 @@
         <w:t xml:space="preserve">if </w:t>
       </w:r>
       <w:r>
-        <w:rPr>
-          <w:highlight w:val="yellow"/>
-        </w:rPr>
+        <w:rPr/>
         <w:t>&lt;&lt; Matter.CustomField.InitialTrusteeTt1 &gt;&gt;</w:t>
       </w:r>
       <w:r>
@@ -13980,9 +13444,7 @@
         <w:t xml:space="preserve"> </w:t>
       </w:r>
       <w:r>
-        <w:rPr>
-          <w:highlight w:val="yellow"/>
-        </w:rPr>
+        <w:rPr/>
         <w:t>&lt;&lt; Matter.CustomField.BackupTrusteeTt1 &gt;&gt;</w:t>
       </w:r>
       <w:r>
@@ -13997,9 +13459,7 @@
         <w:t xml:space="preserve">if </w:t>
       </w:r>
       <w:r>
-        <w:rPr>
-          <w:highlight w:val="yellow"/>
-        </w:rPr>
+        <w:rPr/>
         <w:t>&lt;&lt; Matter.CustomField.BackupTrusteeTt1 &gt;&gt;</w:t>
       </w:r>
       <w:r>
@@ -14015,9 +13475,7 @@
         <w:t xml:space="preserve">then </w:t>
       </w:r>
       <w:r>
-        <w:rPr>
-          <w:highlight w:val="yellow"/>
-        </w:rPr>
+        <w:rPr/>
         <w:t>&lt;&lt; Matter.CustomField.FurtherBackupTrusteeTt1 &gt;&gt;</w:t>
       </w:r>
       <w:r>
@@ -14219,7 +13677,6 @@
           <w:rStyle w:val="AEPBold"/>
           <w:b w:val="0"/>
           <w:bCs/>
-          <w:highlight w:val="yellow"/>
         </w:rPr>
         <w:t>&lt;&lt; Matter.Relationships.Mr.Name &gt;&gt;</w:t>
       </w:r>
@@ -14264,7 +13721,6 @@
                 <w:rStyle w:val="AEPBold"/>
                 <w:b w:val="0"/>
                 <w:bCs/>
-                <w:highlight w:val="yellow"/>
               </w:rPr>
               <w:t>&lt;&lt; Matter.Relationships.Mr.Name &gt;&gt;</w:t>
             </w:r>

--- a/api/templates/Single TT Will (with Foreign Persons Excluded Trust) - Couple (Clio).docx
+++ b/api/templates/Single TT Will (with Foreign Persons Excluded Trust) - Couple (Clio).docx
@@ -129,6 +129,12 @@
       <w:pPr>
         <w:jc w:val="center"/>
         <w:sectPr>
+          <w:headerReference w:type="default" r:id="rIdWillHdrCover"/>
+          <w:headerReference w:type="even" r:id="rIdWillHdrCover"/>
+          <w:headerReference w:type="first" r:id="rIdWillHdrCover"/>
+          <w:footerReference w:type="default" r:id="rIdWillFtrCover"/>
+          <w:footerReference w:type="even" r:id="rIdWillFtrCover"/>
+          <w:footerReference w:type="first" r:id="rIdWillFtrCover"/>
           <w:pgSz w:w="11906" w:h="16838"/>
           <w:pgMar w:top="1134" w:right="1134" w:bottom="1134" w:left="1134" w:header="709" w:footer="529" w:gutter="0"/>
           <w:pgNumType w:start="2"/>
@@ -5712,7 +5718,7 @@
         <w:rPr>
           <w:rFonts w:cstheme="minorHAnsi"/>
         </w:rPr>
-        <w:t>as if the Testator had died at the Default Time.</w:t>
+        <w:t>as if the &lt;&lt; Will.TestatorLabel &gt;&gt; had died at the Default Time.</w:t>
       </w:r>
       <w:r>
         <w:t xml:space="preserve">  </w:t>
@@ -5875,7 +5881,7 @@
         <w:t xml:space="preserve"> of this Will </w:t>
       </w:r>
       <w:r>
-        <w:t xml:space="preserve">is conditional upon specified individuals surviving the Testator, the requirement for the individuals to survive the Testator shall not apply </w:t>
+        <w:t xml:space="preserve">is conditional upon specified individuals surviving the &lt;&lt; Will.TestatorLabel &gt;&gt;, the requirement for the individuals to survive the &lt;&lt; Will.TestatorLabel &gt;&gt; shall not apply </w:t>
       </w:r>
       <w:r>
         <w:t xml:space="preserve">and the gift of the Residual Estate to the testamentary trust shall be valid </w:t>
@@ -5955,7 +5961,7 @@
       </w:pPr>
       <w:r>
         <w:lastRenderedPageBreak/>
-        <w:t>if, at the time of the actual distribution of the Testator’s Residual Estate</w:t>
+        <w:t>if, at the time of the actual distribution of the &lt;&lt; Will.TestatorLabel &gt;&gt;’s Residual Estate</w:t>
       </w:r>
       <w:r>
         <w:t xml:space="preserve"> </w:t>
@@ -6033,7 +6039,7 @@
         <w:t>at testamentary trust’s share of the</w:t>
       </w:r>
       <w:r>
-        <w:t xml:space="preserve"> Residual Estate (if more than one then in the proportions that they received the Residual Estate) shall be substituted in place of the testamentary trust for the purpose of determining the entitlement to the Undistributed Capital with reference to the distribution of the Testator’s Residual Estate, and if any of those persons are not living at the Default Date then the Giftover Provision shall apply; and </w:t>
+        <w:t xml:space="preserve"> Residual Estate (if more than one then in the proportions that they received the Residual Estate) shall be substituted in place of the testamentary trust for the purpose of determining the entitlement to the Undistributed Capital with reference to the distribution of the &lt;&lt; Will.TestatorLabel &gt;&gt;’s Residual Estate, and if any of those persons are not living at the Default Date then the Giftover Provision shall apply; and </w:t>
       </w:r>
     </w:p>
     <w:p>
@@ -6059,7 +6065,7 @@
         <w:fldChar w:fldCharType="end"/>
       </w:r>
       <w:r>
-        <w:t xml:space="preserve"> then they shall receive the Undistributed Capital in the same proportions that they would have received the Residual Estate as if the Testator had died at the Default Time and as if the gift to this Trust had failed at the Default Time.</w:t>
+        <w:t xml:space="preserve"> then they shall receive the Undistributed Capital in the same proportions that they would have received the Residual Estate as if the &lt;&lt; Will.TestatorLabel &gt;&gt; had died at the Default Time and as if the gift to this Trust had failed at the Default Time.</w:t>
       </w:r>
     </w:p>
     <w:p>
@@ -12885,7 +12891,7 @@
         </w:numPr>
       </w:pPr>
       <w:r>
-        <w:t>each of the following in relation to the Testator or a Primary Beneficiary:</w:t>
+        <w:t>each of the following in relation to the &lt;&lt; Will.TestatorLabel &gt;&gt; or a Primary Beneficiary:</w:t>
       </w:r>
     </w:p>
     <w:p>
@@ -12936,7 +12942,7 @@
         <w:pStyle w:val="Heading3"/>
       </w:pPr>
       <w:r>
-        <w:t>any parent or grandparent of the Testator or a Nominated Beneficiary.</w:t>
+        <w:t>any parent or grandparent of the &lt;&lt; Will.TestatorLabel &gt;&gt; or a Nominated Beneficiary.</w:t>
       </w:r>
     </w:p>
     <w:p>
@@ -13200,7 +13206,7 @@
         <w:rPr>
           <w:rStyle w:val="AEPBold"/>
         </w:rPr>
-        <w:t>Testator</w:t>
+        <w:t>&lt;&lt; Will.TestatorLabel &gt;&gt;</w:t>
       </w:r>
       <w:r>
         <w:t xml:space="preserve"> means </w:t>
@@ -13785,7 +13791,7 @@
               <w:pStyle w:val="AEPTextL0"/>
             </w:pPr>
             <w:r>
-              <w:t>Signature of Testator</w:t>
+              <w:t>Signature of &lt;&lt; Will.TestatorLabel &gt;&gt;</w:t>
             </w:r>
           </w:p>
         </w:tc>
@@ -14086,12 +14092,12 @@
     </w:tbl>
     <w:p/>
     <w:sectPr>
-      <w:headerReference w:type="even" r:id="rId11"/>
-      <w:headerReference w:type="default" r:id="rId12"/>
-      <w:footerReference w:type="even" r:id="rId13"/>
-      <w:footerReference w:type="default" r:id="rId14"/>
-      <w:headerReference w:type="first" r:id="rId15"/>
-      <w:footerReference w:type="first" r:id="rId16"/>
+      <w:headerReference w:type="default" r:id="rIdWillHdrBody"/>
+      <w:headerReference w:type="even" r:id="rIdWillHdrBody"/>
+      <w:headerReference w:type="first" r:id="rIdWillHdrBody"/>
+      <w:footerReference w:type="default" r:id="rIdWillFtrBody"/>
+      <w:footerReference w:type="even" r:id="rIdWillFtrBody"/>
+      <w:footerReference w:type="first" r:id="rIdWillFtrBody"/>
       <w:pgSz w:w="11906" w:h="16838" w:code="9"/>
       <w:pgMar w:top="1138" w:right="1138" w:bottom="1138" w:left="1138" w:header="706" w:footer="418" w:gutter="0"/>
       <w:pgNumType w:start="1"/>
@@ -14124,68 +14130,218 @@
 </file>
 
 <file path=word/footer1.xml><?xml version="1.0" encoding="utf-8"?>
-<w:ftr xmlns:wpc="http://schemas.microsoft.com/office/word/2010/wordprocessingCanvas" xmlns:cx="http://schemas.microsoft.com/office/drawing/2014/chartex" xmlns:cx1="http://schemas.microsoft.com/office/drawing/2015/9/8/chartex" xmlns:cx2="http://schemas.microsoft.com/office/drawing/2015/10/21/chartex" xmlns:cx3="http://schemas.microsoft.com/office/drawing/2016/5/9/chartex" xmlns:cx4="http://schemas.microsoft.com/office/drawing/2016/5/10/chartex" xmlns:cx5="http://schemas.microsoft.com/office/drawing/2016/5/11/chartex" xmlns:cx6="http://schemas.microsoft.com/office/drawing/2016/5/12/chartex" xmlns:cx7="http://schemas.microsoft.com/office/drawing/2016/5/13/chartex" xmlns:cx8="http://schemas.microsoft.com/office/drawing/2016/5/14/chartex" xmlns:mc="http://schemas.openxmlformats.org/markup-compatibility/2006" xmlns:aink="http://schemas.microsoft.com/office/drawing/2016/ink" xmlns:am3d="http://schemas.microsoft.com/office/drawing/2017/model3d" xmlns:o="urn:schemas-microsoft-com:office:office" xmlns:oel="http://schemas.microsoft.com/office/2019/extlst" xmlns:r="http://schemas.openxmlformats.org/officeDocument/2006/relationships" xmlns:m="http://schemas.openxmlformats.org/officeDocument/2006/math" xmlns:v="urn:schemas-microsoft-com:vml" xmlns:wp14="http://schemas.microsoft.com/office/word/2010/wordprocessingDrawing" xmlns:wp="http://schemas.openxmlformats.org/drawingml/2006/wordprocessingDrawing" xmlns:w10="urn:schemas-microsoft-com:office:word" xmlns:w="http://schemas.openxmlformats.org/wordprocessingml/2006/main" xmlns:w14="http://schemas.microsoft.com/office/word/2010/wordml" xmlns:w15="http://schemas.microsoft.com/office/word/2012/wordml" xmlns:w16cex="http://schemas.microsoft.com/office/word/2018/wordml/cex" xmlns:w16cid="http://schemas.microsoft.com/office/word/2016/wordml/cid" xmlns:w16="http://schemas.microsoft.com/office/word/2018/wordml" xmlns:w16du="http://schemas.microsoft.com/office/word/2023/wordml/word16du" xmlns:w16sdtdh="http://schemas.microsoft.com/office/word/2020/wordml/sdtdatahash" xmlns:w16sdtfl="http://schemas.microsoft.com/office/word/2024/wordml/sdtformatlock" xmlns:w16se="http://schemas.microsoft.com/office/word/2015/wordml/symex" xmlns:wpg="http://schemas.microsoft.com/office/word/2010/wordprocessingGroup" xmlns:wpi="http://schemas.microsoft.com/office/word/2010/wordprocessingInk" xmlns:wne="http://schemas.microsoft.com/office/word/2006/wordml" xmlns:wps="http://schemas.microsoft.com/office/word/2010/wordprocessingShape" mc:Ignorable="w14 w15 w16se w16cid w16 w16cex w16sdtdh w16sdtfl w16du wp14">
+<w:ftr xmlns:w="http://schemas.openxmlformats.org/wordprocessingml/2006/main" xmlns:r="http://schemas.openxmlformats.org/officeDocument/2006/relationships">
   <w:p>
     <w:pPr>
-      <w:pStyle w:val="Footer"/>
+      <w:spacing w:before="0" w:after="0" w:line="240" w:lineRule="auto"/>
+      <w:jc w:val="left"/>
+      <w:rPr>
+        <w:sz w:val="18"/>
+        <w:szCs w:val="18"/>
+      </w:rPr>
     </w:pPr>
   </w:p>
 </w:ftr>
 </file>
 
 <file path=word/footer2.xml><?xml version="1.0" encoding="utf-8"?>
-<w:ftr xmlns:wpc="http://schemas.microsoft.com/office/word/2010/wordprocessingCanvas" xmlns:cx="http://schemas.microsoft.com/office/drawing/2014/chartex" xmlns:cx1="http://schemas.microsoft.com/office/drawing/2015/9/8/chartex" xmlns:cx2="http://schemas.microsoft.com/office/drawing/2015/10/21/chartex" xmlns:cx3="http://schemas.microsoft.com/office/drawing/2016/5/9/chartex" xmlns:cx4="http://schemas.microsoft.com/office/drawing/2016/5/10/chartex" xmlns:cx5="http://schemas.microsoft.com/office/drawing/2016/5/11/chartex" xmlns:cx6="http://schemas.microsoft.com/office/drawing/2016/5/12/chartex" xmlns:cx7="http://schemas.microsoft.com/office/drawing/2016/5/13/chartex" xmlns:cx8="http://schemas.microsoft.com/office/drawing/2016/5/14/chartex" xmlns:mc="http://schemas.openxmlformats.org/markup-compatibility/2006" xmlns:aink="http://schemas.microsoft.com/office/drawing/2016/ink" xmlns:am3d="http://schemas.microsoft.com/office/drawing/2017/model3d" xmlns:o="urn:schemas-microsoft-com:office:office" xmlns:oel="http://schemas.microsoft.com/office/2019/extlst" xmlns:r="http://schemas.openxmlformats.org/officeDocument/2006/relationships" xmlns:m="http://schemas.openxmlformats.org/officeDocument/2006/math" xmlns:v="urn:schemas-microsoft-com:vml" xmlns:wp14="http://schemas.microsoft.com/office/word/2010/wordprocessingDrawing" xmlns:wp="http://schemas.openxmlformats.org/drawingml/2006/wordprocessingDrawing" xmlns:w10="urn:schemas-microsoft-com:office:word" xmlns:w="http://schemas.openxmlformats.org/wordprocessingml/2006/main" xmlns:w14="http://schemas.microsoft.com/office/word/2010/wordml" xmlns:w15="http://schemas.microsoft.com/office/word/2012/wordml" xmlns:w16cex="http://schemas.microsoft.com/office/word/2018/wordml/cex" xmlns:w16cid="http://schemas.microsoft.com/office/word/2016/wordml/cid" xmlns:w16="http://schemas.microsoft.com/office/word/2018/wordml" xmlns:w16du="http://schemas.microsoft.com/office/word/2023/wordml/word16du" xmlns:w16sdtdh="http://schemas.microsoft.com/office/word/2020/wordml/sdtdatahash" xmlns:w16sdtfl="http://schemas.microsoft.com/office/word/2024/wordml/sdtformatlock" xmlns:w16se="http://schemas.microsoft.com/office/word/2015/wordml/symex" xmlns:wpg="http://schemas.microsoft.com/office/word/2010/wordprocessingGroup" xmlns:wpi="http://schemas.microsoft.com/office/word/2010/wordprocessingInk" xmlns:wne="http://schemas.microsoft.com/office/word/2006/wordml" xmlns:wps="http://schemas.microsoft.com/office/word/2010/wordprocessingShape" mc:Ignorable="w14 w15 w16se w16cid w16 w16cex w16sdtdh w16sdtfl w16du wp14">
-  <w:sdt>
-    <w:sdtPr>
-      <w:id w:val="2033535284"/>
-      <w:docPartObj>
-        <w:docPartGallery w:val="Page Numbers (Bottom of Page)"/>
-        <w:docPartUnique/>
-      </w:docPartObj>
-    </w:sdtPr>
-    <w:sdtEndPr>
-      <w:rPr>
-        <w:noProof/>
-      </w:rPr>
-    </w:sdtEndPr>
-    <w:sdtContent>
-      <w:p>
-        <w:pPr>
-          <w:pStyle w:val="Footer"/>
-          <w:jc w:val="right"/>
-        </w:pPr>
-        <w:r>
-          <w:fldChar w:fldCharType="begin"/>
-        </w:r>
-        <w:r>
-          <w:instrText xml:space="preserve"> PAGE   \* MERGEFORMAT </w:instrText>
-        </w:r>
-        <w:r>
-          <w:fldChar w:fldCharType="separate"/>
-        </w:r>
-        <w:r>
-          <w:rPr>
-            <w:noProof/>
-          </w:rPr>
-          <w:t>2</w:t>
-        </w:r>
-        <w:r>
-          <w:rPr>
-            <w:noProof/>
-          </w:rPr>
-          <w:fldChar w:fldCharType="end"/>
-        </w:r>
-      </w:p>
-    </w:sdtContent>
-  </w:sdt>
-</w:ftr>
-</file>
-
-<file path=word/footer3.xml><?xml version="1.0" encoding="utf-8"?>
-<w:ftr xmlns:wpc="http://schemas.microsoft.com/office/word/2010/wordprocessingCanvas" xmlns:cx="http://schemas.microsoft.com/office/drawing/2014/chartex" xmlns:cx1="http://schemas.microsoft.com/office/drawing/2015/9/8/chartex" xmlns:cx2="http://schemas.microsoft.com/office/drawing/2015/10/21/chartex" xmlns:cx3="http://schemas.microsoft.com/office/drawing/2016/5/9/chartex" xmlns:cx4="http://schemas.microsoft.com/office/drawing/2016/5/10/chartex" xmlns:cx5="http://schemas.microsoft.com/office/drawing/2016/5/11/chartex" xmlns:cx6="http://schemas.microsoft.com/office/drawing/2016/5/12/chartex" xmlns:cx7="http://schemas.microsoft.com/office/drawing/2016/5/13/chartex" xmlns:cx8="http://schemas.microsoft.com/office/drawing/2016/5/14/chartex" xmlns:mc="http://schemas.openxmlformats.org/markup-compatibility/2006" xmlns:aink="http://schemas.microsoft.com/office/drawing/2016/ink" xmlns:am3d="http://schemas.microsoft.com/office/drawing/2017/model3d" xmlns:o="urn:schemas-microsoft-com:office:office" xmlns:oel="http://schemas.microsoft.com/office/2019/extlst" xmlns:r="http://schemas.openxmlformats.org/officeDocument/2006/relationships" xmlns:m="http://schemas.openxmlformats.org/officeDocument/2006/math" xmlns:v="urn:schemas-microsoft-com:vml" xmlns:wp14="http://schemas.microsoft.com/office/word/2010/wordprocessingDrawing" xmlns:wp="http://schemas.openxmlformats.org/drawingml/2006/wordprocessingDrawing" xmlns:w10="urn:schemas-microsoft-com:office:word" xmlns:w="http://schemas.openxmlformats.org/wordprocessingml/2006/main" xmlns:w14="http://schemas.microsoft.com/office/word/2010/wordml" xmlns:w15="http://schemas.microsoft.com/office/word/2012/wordml" xmlns:w16cex="http://schemas.microsoft.com/office/word/2018/wordml/cex" xmlns:w16cid="http://schemas.microsoft.com/office/word/2016/wordml/cid" xmlns:w16="http://schemas.microsoft.com/office/word/2018/wordml" xmlns:w16du="http://schemas.microsoft.com/office/word/2023/wordml/word16du" xmlns:w16sdtdh="http://schemas.microsoft.com/office/word/2020/wordml/sdtdatahash" xmlns:w16sdtfl="http://schemas.microsoft.com/office/word/2024/wordml/sdtformatlock" xmlns:w16se="http://schemas.microsoft.com/office/word/2015/wordml/symex" xmlns:wpg="http://schemas.microsoft.com/office/word/2010/wordprocessingGroup" xmlns:wpi="http://schemas.microsoft.com/office/word/2010/wordprocessingInk" xmlns:wne="http://schemas.microsoft.com/office/word/2006/wordml" xmlns:wps="http://schemas.microsoft.com/office/word/2010/wordprocessingShape" mc:Ignorable="w14 w15 w16se w16cid w16 w16cex w16sdtdh w16sdtfl w16du wp14">
+<w:ftr xmlns:w="http://schemas.openxmlformats.org/wordprocessingml/2006/main" xmlns:r="http://schemas.openxmlformats.org/officeDocument/2006/relationships">
+  <w:tbl>
+    <w:tblPr>
+      <w:tblW w:w="9630" w:type="dxa"/>
+      <w:tblBorders>
+        <w:top w:val="nil"/>
+        <w:left w:val="nil"/>
+        <w:bottom w:val="nil"/>
+        <w:right w:val="nil"/>
+        <w:insideH w:val="nil"/>
+        <w:insideV w:val="nil"/>
+      </w:tblBorders>
+      <w:tblLayout w:type="fixed"/>
+      <w:tblCellMar>
+        <w:left w:w="0" w:type="dxa"/>
+        <w:right w:w="0" w:type="dxa"/>
+      </w:tblCellMar>
+      <w:tblLook w:val="0000"/>
+    </w:tblPr>
+    <w:tblGrid>
+      <w:gridCol w:w="4815"/>
+      <w:gridCol w:w="4815"/>
+    </w:tblGrid>
+    <w:tr>
+      <w:tc>
+        <w:tcPr>
+          <w:tcW w:w="4815" w:type="dxa"/>
+        </w:tcPr>
+        <w:p>
+          <w:pPr>
+            <w:spacing w:before="360" w:after="0" w:line="240" w:lineRule="auto"/>
+            <w:jc w:val="left"/>
+            <w:rPr>
+              <w:sz w:val="18"/>
+              <w:szCs w:val="18"/>
+            </w:rPr>
+          </w:pPr>
+          <w:r>
+            <w:rPr>
+              <w:sz w:val="18"/>
+              <w:szCs w:val="18"/>
+            </w:rPr>
+            <w:t xml:space="preserve">__________________________________</w:t>
+          </w:r>
+        </w:p>
+        <w:p>
+          <w:pPr>
+            <w:spacing w:before="0" w:after="0" w:line="240" w:lineRule="auto"/>
+            <w:jc w:val="left"/>
+            <w:rPr>
+              <w:sz w:val="18"/>
+              <w:szCs w:val="18"/>
+            </w:rPr>
+          </w:pPr>
+          <w:r>
+            <w:rPr>
+              <w:sz w:val="18"/>
+              <w:szCs w:val="18"/>
+            </w:rPr>
+            <w:t xml:space="preserve">&lt;&lt; Will.TestatorLabel &gt;&gt;</w:t>
+          </w:r>
+        </w:p>
+        <w:p>
+          <w:pPr>
+            <w:spacing w:before="160" w:after="0" w:line="240" w:lineRule="auto"/>
+            <w:jc w:val="left"/>
+            <w:rPr>
+              <w:sz w:val="18"/>
+              <w:szCs w:val="18"/>
+            </w:rPr>
+          </w:pPr>
+          <w:r>
+            <w:rPr>
+              <w:sz w:val="18"/>
+              <w:szCs w:val="18"/>
+            </w:rPr>
+            <w:t xml:space="preserve">Date ____/____/____</w:t>
+          </w:r>
+        </w:p>
+      </w:tc>
+      <w:tc>
+        <w:tcPr>
+          <w:tcW w:w="4815" w:type="dxa"/>
+        </w:tcPr>
+        <w:p>
+          <w:pPr>
+            <w:spacing w:before="360" w:after="0" w:line="240" w:lineRule="auto"/>
+            <w:rPr>
+              <w:sz w:val="18"/>
+              <w:szCs w:val="18"/>
+            </w:rPr>
+          </w:pPr>
+          <w:bookmarkStart w:id="9001" w:name="ExecutorFooter"/>
+          <w:r>
+            <w:rPr>
+              <w:sz w:val="18"/>
+              <w:szCs w:val="18"/>
+            </w:rPr>
+            <w:t xml:space="preserve">__________________________________</w:t>
+          </w:r>
+        </w:p>
+        <w:p>
+          <w:pPr>
+            <w:spacing w:before="0" w:after="0" w:line="240" w:lineRule="auto"/>
+            <w:rPr>
+              <w:sz w:val="18"/>
+              <w:szCs w:val="18"/>
+            </w:rPr>
+          </w:pPr>
+          <w:r>
+            <w:rPr>
+              <w:sz w:val="18"/>
+              <w:szCs w:val="18"/>
+            </w:rPr>
+            <w:t xml:space="preserve">&lt;&lt; Matter.CustomField.InitialExecutor &gt;&gt;</w:t>
+          </w:r>
+          <w:bookmarkEnd w:id="9001"/>
+        </w:p>
+        <w:p>
+          <w:pPr>
+            <w:spacing w:before="360" w:after="0" w:line="240" w:lineRule="auto"/>
+            <w:jc w:val="left"/>
+            <w:rPr>
+              <w:sz w:val="18"/>
+              <w:szCs w:val="18"/>
+            </w:rPr>
+          </w:pPr>
+          <w:r>
+            <w:rPr>
+              <w:sz w:val="18"/>
+              <w:szCs w:val="18"/>
+            </w:rPr>
+            <w:t xml:space="preserve">__________________________________</w:t>
+          </w:r>
+        </w:p>
+        <w:p>
+          <w:pPr>
+            <w:spacing w:before="0" w:after="0" w:line="240" w:lineRule="auto"/>
+            <w:jc w:val="left"/>
+            <w:rPr>
+              <w:sz w:val="18"/>
+              <w:szCs w:val="18"/>
+            </w:rPr>
+          </w:pPr>
+          <w:r>
+            <w:rPr>
+              <w:sz w:val="18"/>
+              <w:szCs w:val="18"/>
+            </w:rPr>
+            <w:t xml:space="preserve">Witness 1</w:t>
+          </w:r>
+        </w:p>
+        <w:p>
+          <w:pPr>
+            <w:spacing w:before="360" w:after="0" w:line="240" w:lineRule="auto"/>
+            <w:jc w:val="left"/>
+            <w:rPr>
+              <w:sz w:val="18"/>
+              <w:szCs w:val="18"/>
+            </w:rPr>
+          </w:pPr>
+          <w:r>
+            <w:rPr>
+              <w:sz w:val="18"/>
+              <w:szCs w:val="18"/>
+            </w:rPr>
+            <w:t xml:space="preserve">__________________________________</w:t>
+          </w:r>
+        </w:p>
+        <w:p>
+          <w:pPr>
+            <w:spacing w:before="0" w:after="0" w:line="240" w:lineRule="auto"/>
+            <w:jc w:val="left"/>
+            <w:rPr>
+              <w:sz w:val="18"/>
+              <w:szCs w:val="18"/>
+            </w:rPr>
+          </w:pPr>
+          <w:r>
+            <w:rPr>
+              <w:sz w:val="18"/>
+              <w:szCs w:val="18"/>
+            </w:rPr>
+            <w:t xml:space="preserve">Witness 2</w:t>
+          </w:r>
+        </w:p>
+      </w:tc>
+    </w:tr>
+  </w:tbl>
   <w:p>
     <w:pPr>
-      <w:pStyle w:val="Footer"/>
+      <w:spacing w:before="0" w:after="0" w:line="240" w:lineRule="auto"/>
+      <w:jc w:val="left"/>
+      <w:rPr>
+        <w:sz w:val="18"/>
+        <w:szCs w:val="18"/>
+      </w:rPr>
     </w:pPr>
   </w:p>
 </w:ftr>
@@ -14213,31 +14369,175 @@
 </file>
 
 <file path=word/header1.xml><?xml version="1.0" encoding="utf-8"?>
-<w:hdr xmlns:wpc="http://schemas.microsoft.com/office/word/2010/wordprocessingCanvas" xmlns:cx="http://schemas.microsoft.com/office/drawing/2014/chartex" xmlns:cx1="http://schemas.microsoft.com/office/drawing/2015/9/8/chartex" xmlns:cx2="http://schemas.microsoft.com/office/drawing/2015/10/21/chartex" xmlns:cx3="http://schemas.microsoft.com/office/drawing/2016/5/9/chartex" xmlns:cx4="http://schemas.microsoft.com/office/drawing/2016/5/10/chartex" xmlns:cx5="http://schemas.microsoft.com/office/drawing/2016/5/11/chartex" xmlns:cx6="http://schemas.microsoft.com/office/drawing/2016/5/12/chartex" xmlns:cx7="http://schemas.microsoft.com/office/drawing/2016/5/13/chartex" xmlns:cx8="http://schemas.microsoft.com/office/drawing/2016/5/14/chartex" xmlns:mc="http://schemas.openxmlformats.org/markup-compatibility/2006" xmlns:aink="http://schemas.microsoft.com/office/drawing/2016/ink" xmlns:am3d="http://schemas.microsoft.com/office/drawing/2017/model3d" xmlns:o="urn:schemas-microsoft-com:office:office" xmlns:oel="http://schemas.microsoft.com/office/2019/extlst" xmlns:r="http://schemas.openxmlformats.org/officeDocument/2006/relationships" xmlns:m="http://schemas.openxmlformats.org/officeDocument/2006/math" xmlns:v="urn:schemas-microsoft-com:vml" xmlns:wp14="http://schemas.microsoft.com/office/word/2010/wordprocessingDrawing" xmlns:wp="http://schemas.openxmlformats.org/drawingml/2006/wordprocessingDrawing" xmlns:w10="urn:schemas-microsoft-com:office:word" xmlns:w="http://schemas.openxmlformats.org/wordprocessingml/2006/main" xmlns:w14="http://schemas.microsoft.com/office/word/2010/wordml" xmlns:w15="http://schemas.microsoft.com/office/word/2012/wordml" xmlns:w16cex="http://schemas.microsoft.com/office/word/2018/wordml/cex" xmlns:w16cid="http://schemas.microsoft.com/office/word/2016/wordml/cid" xmlns:w16="http://schemas.microsoft.com/office/word/2018/wordml" xmlns:w16du="http://schemas.microsoft.com/office/word/2023/wordml/word16du" xmlns:w16sdtdh="http://schemas.microsoft.com/office/word/2020/wordml/sdtdatahash" xmlns:w16sdtfl="http://schemas.microsoft.com/office/word/2024/wordml/sdtformatlock" xmlns:w16se="http://schemas.microsoft.com/office/word/2015/wordml/symex" xmlns:wpg="http://schemas.microsoft.com/office/word/2010/wordprocessingGroup" xmlns:wpi="http://schemas.microsoft.com/office/word/2010/wordprocessingInk" xmlns:wne="http://schemas.microsoft.com/office/word/2006/wordml" xmlns:wps="http://schemas.microsoft.com/office/word/2010/wordprocessingShape" mc:Ignorable="w14 w15 w16se w16cid w16 w16cex w16sdtdh w16sdtfl w16du wp14">
+<w:hdr xmlns:w="http://schemas.openxmlformats.org/wordprocessingml/2006/main" xmlns:r="http://schemas.openxmlformats.org/officeDocument/2006/relationships">
   <w:p>
     <w:pPr>
-      <w:pStyle w:val="Header"/>
+      <w:spacing w:before="0" w:after="0" w:line="240" w:lineRule="auto"/>
+      <w:jc w:val="left"/>
+      <w:rPr>
+        <w:sz w:val="18"/>
+        <w:szCs w:val="18"/>
+      </w:rPr>
     </w:pPr>
+    <w:r>
+      <w:rPr>
+        <w:sz w:val="18"/>
+        <w:szCs w:val="18"/>
+      </w:rPr>
+      <w:t xml:space="preserve">WILL OF </w:t>
+    </w:r>
+    <w:r>
+      <w:rPr>
+        <w:caps/>
+        <w:sz w:val="18"/>
+        <w:szCs w:val="18"/>
+      </w:rPr>
+      <w:t xml:space="preserve">&lt;&lt; Matter.Relationships.Mr.Name &gt;&gt;</w:t>
+    </w:r>
   </w:p>
 </w:hdr>
 </file>
 
 <file path=word/header2.xml><?xml version="1.0" encoding="utf-8"?>
-<w:hdr xmlns:wpc="http://schemas.microsoft.com/office/word/2010/wordprocessingCanvas" xmlns:cx="http://schemas.microsoft.com/office/drawing/2014/chartex" xmlns:cx1="http://schemas.microsoft.com/office/drawing/2015/9/8/chartex" xmlns:cx2="http://schemas.microsoft.com/office/drawing/2015/10/21/chartex" xmlns:cx3="http://schemas.microsoft.com/office/drawing/2016/5/9/chartex" xmlns:cx4="http://schemas.microsoft.com/office/drawing/2016/5/10/chartex" xmlns:cx5="http://schemas.microsoft.com/office/drawing/2016/5/11/chartex" xmlns:cx6="http://schemas.microsoft.com/office/drawing/2016/5/12/chartex" xmlns:cx7="http://schemas.microsoft.com/office/drawing/2016/5/13/chartex" xmlns:cx8="http://schemas.microsoft.com/office/drawing/2016/5/14/chartex" xmlns:mc="http://schemas.openxmlformats.org/markup-compatibility/2006" xmlns:aink="http://schemas.microsoft.com/office/drawing/2016/ink" xmlns:am3d="http://schemas.microsoft.com/office/drawing/2017/model3d" xmlns:o="urn:schemas-microsoft-com:office:office" xmlns:oel="http://schemas.microsoft.com/office/2019/extlst" xmlns:r="http://schemas.openxmlformats.org/officeDocument/2006/relationships" xmlns:m="http://schemas.openxmlformats.org/officeDocument/2006/math" xmlns:v="urn:schemas-microsoft-com:vml" xmlns:wp14="http://schemas.microsoft.com/office/word/2010/wordprocessingDrawing" xmlns:wp="http://schemas.openxmlformats.org/drawingml/2006/wordprocessingDrawing" xmlns:w10="urn:schemas-microsoft-com:office:word" xmlns:w="http://schemas.openxmlformats.org/wordprocessingml/2006/main" xmlns:w14="http://schemas.microsoft.com/office/word/2010/wordml" xmlns:w15="http://schemas.microsoft.com/office/word/2012/wordml" xmlns:w16cex="http://schemas.microsoft.com/office/word/2018/wordml/cex" xmlns:w16cid="http://schemas.microsoft.com/office/word/2016/wordml/cid" xmlns:w16="http://schemas.microsoft.com/office/word/2018/wordml" xmlns:w16du="http://schemas.microsoft.com/office/word/2023/wordml/word16du" xmlns:w16sdtdh="http://schemas.microsoft.com/office/word/2020/wordml/sdtdatahash" xmlns:w16sdtfl="http://schemas.microsoft.com/office/word/2024/wordml/sdtformatlock" xmlns:w16se="http://schemas.microsoft.com/office/word/2015/wordml/symex" xmlns:wpg="http://schemas.microsoft.com/office/word/2010/wordprocessingGroup" xmlns:wpi="http://schemas.microsoft.com/office/word/2010/wordprocessingInk" xmlns:wne="http://schemas.microsoft.com/office/word/2006/wordml" xmlns:wps="http://schemas.microsoft.com/office/word/2010/wordprocessingShape" mc:Ignorable="w14 w15 w16se w16cid w16 w16cex w16sdtdh w16sdtfl w16du wp14">
+<w:hdr xmlns:w="http://schemas.openxmlformats.org/wordprocessingml/2006/main" xmlns:r="http://schemas.openxmlformats.org/officeDocument/2006/relationships">
   <w:p>
     <w:pPr>
-      <w:pStyle w:val="Header"/>
+      <w:tabs>
+        <w:tab w:val="right" w:pos="9630"/>
+      </w:tabs>
+      <w:spacing w:before="0" w:after="0" w:line="240" w:lineRule="auto"/>
+      <w:jc w:val="left"/>
+      <w:rPr>
+        <w:sz w:val="18"/>
+        <w:szCs w:val="18"/>
+      </w:rPr>
     </w:pPr>
-  </w:p>
-</w:hdr>
-</file>
-
-<file path=word/header3.xml><?xml version="1.0" encoding="utf-8"?>
-<w:hdr xmlns:wpc="http://schemas.microsoft.com/office/word/2010/wordprocessingCanvas" xmlns:cx="http://schemas.microsoft.com/office/drawing/2014/chartex" xmlns:cx1="http://schemas.microsoft.com/office/drawing/2015/9/8/chartex" xmlns:cx2="http://schemas.microsoft.com/office/drawing/2015/10/21/chartex" xmlns:cx3="http://schemas.microsoft.com/office/drawing/2016/5/9/chartex" xmlns:cx4="http://schemas.microsoft.com/office/drawing/2016/5/10/chartex" xmlns:cx5="http://schemas.microsoft.com/office/drawing/2016/5/11/chartex" xmlns:cx6="http://schemas.microsoft.com/office/drawing/2016/5/12/chartex" xmlns:cx7="http://schemas.microsoft.com/office/drawing/2016/5/13/chartex" xmlns:cx8="http://schemas.microsoft.com/office/drawing/2016/5/14/chartex" xmlns:mc="http://schemas.openxmlformats.org/markup-compatibility/2006" xmlns:aink="http://schemas.microsoft.com/office/drawing/2016/ink" xmlns:am3d="http://schemas.microsoft.com/office/drawing/2017/model3d" xmlns:o="urn:schemas-microsoft-com:office:office" xmlns:oel="http://schemas.microsoft.com/office/2019/extlst" xmlns:r="http://schemas.openxmlformats.org/officeDocument/2006/relationships" xmlns:m="http://schemas.openxmlformats.org/officeDocument/2006/math" xmlns:v="urn:schemas-microsoft-com:vml" xmlns:wp14="http://schemas.microsoft.com/office/word/2010/wordprocessingDrawing" xmlns:wp="http://schemas.openxmlformats.org/drawingml/2006/wordprocessingDrawing" xmlns:w10="urn:schemas-microsoft-com:office:word" xmlns:w="http://schemas.openxmlformats.org/wordprocessingml/2006/main" xmlns:w14="http://schemas.microsoft.com/office/word/2010/wordml" xmlns:w15="http://schemas.microsoft.com/office/word/2012/wordml" xmlns:w16cex="http://schemas.microsoft.com/office/word/2018/wordml/cex" xmlns:w16cid="http://schemas.microsoft.com/office/word/2016/wordml/cid" xmlns:w16="http://schemas.microsoft.com/office/word/2018/wordml" xmlns:w16du="http://schemas.microsoft.com/office/word/2023/wordml/word16du" xmlns:w16sdtdh="http://schemas.microsoft.com/office/word/2020/wordml/sdtdatahash" xmlns:w16sdtfl="http://schemas.microsoft.com/office/word/2024/wordml/sdtformatlock" xmlns:w16se="http://schemas.microsoft.com/office/word/2015/wordml/symex" xmlns:wpg="http://schemas.microsoft.com/office/word/2010/wordprocessingGroup" xmlns:wpi="http://schemas.microsoft.com/office/word/2010/wordprocessingInk" xmlns:wne="http://schemas.microsoft.com/office/word/2006/wordml" xmlns:wps="http://schemas.microsoft.com/office/word/2010/wordprocessingShape" mc:Ignorable="w14 w15 w16se w16cid w16 w16cex w16sdtdh w16sdtfl w16du wp14">
-  <w:p>
-    <w:pPr>
-      <w:pStyle w:val="Header"/>
-    </w:pPr>
+    <w:r>
+      <w:rPr>
+        <w:sz w:val="18"/>
+        <w:szCs w:val="18"/>
+      </w:rPr>
+      <w:t xml:space="preserve">WILL OF </w:t>
+    </w:r>
+    <w:r>
+      <w:rPr>
+        <w:caps/>
+        <w:sz w:val="18"/>
+        <w:szCs w:val="18"/>
+      </w:rPr>
+      <w:t xml:space="preserve">&lt;&lt; Matter.Relationships.Mr.Name &gt;&gt;</w:t>
+    </w:r>
+    <w:r>
+      <w:rPr>
+        <w:sz w:val="18"/>
+        <w:szCs w:val="18"/>
+      </w:rPr>
+      <w:tab/>
+    </w:r>
+    <w:r>
+      <w:rPr>
+        <w:sz w:val="18"/>
+        <w:szCs w:val="18"/>
+      </w:rPr>
+      <w:t xml:space="preserve">Page </w:t>
+    </w:r>
+    <w:r>
+      <w:rPr>
+        <w:b/>
+        <w:bCs/>
+        <w:sz w:val="18"/>
+        <w:szCs w:val="18"/>
+      </w:rPr>
+      <w:fldChar w:fldCharType="begin"/>
+    </w:r>
+    <w:r>
+      <w:rPr>
+        <w:b/>
+        <w:bCs/>
+        <w:sz w:val="18"/>
+        <w:szCs w:val="18"/>
+      </w:rPr>
+      <w:instrText xml:space="preserve"> PAGE </w:instrText>
+    </w:r>
+    <w:r>
+      <w:rPr>
+        <w:b/>
+        <w:bCs/>
+        <w:sz w:val="18"/>
+        <w:szCs w:val="18"/>
+      </w:rPr>
+      <w:fldChar w:fldCharType="separate"/>
+    </w:r>
+    <w:r>
+      <w:rPr>
+        <w:b/>
+        <w:bCs/>
+        <w:sz w:val="18"/>
+        <w:szCs w:val="18"/>
+      </w:rPr>
+      <w:t>1</w:t>
+    </w:r>
+    <w:r>
+      <w:rPr>
+        <w:b/>
+        <w:bCs/>
+        <w:sz w:val="18"/>
+        <w:szCs w:val="18"/>
+      </w:rPr>
+      <w:fldChar w:fldCharType="end"/>
+    </w:r>
+    <w:r>
+      <w:rPr>
+        <w:sz w:val="18"/>
+        <w:szCs w:val="18"/>
+      </w:rPr>
+      <w:t xml:space="preserve"> of </w:t>
+    </w:r>
+    <w:r>
+      <w:rPr>
+        <w:b/>
+        <w:bCs/>
+        <w:sz w:val="18"/>
+        <w:szCs w:val="18"/>
+      </w:rPr>
+      <w:fldChar w:fldCharType="begin"/>
+    </w:r>
+    <w:r>
+      <w:rPr>
+        <w:b/>
+        <w:bCs/>
+        <w:sz w:val="18"/>
+        <w:szCs w:val="18"/>
+      </w:rPr>
+      <w:instrText xml:space="preserve"> SECTIONPAGES </w:instrText>
+    </w:r>
+    <w:r>
+      <w:rPr>
+        <w:b/>
+        <w:bCs/>
+        <w:sz w:val="18"/>
+        <w:szCs w:val="18"/>
+      </w:rPr>
+      <w:fldChar w:fldCharType="separate"/>
+    </w:r>
+    <w:r>
+      <w:rPr>
+        <w:b/>
+        <w:bCs/>
+        <w:sz w:val="18"/>
+        <w:szCs w:val="18"/>
+      </w:rPr>
+      <w:t>1</w:t>
+    </w:r>
+    <w:r>
+      <w:rPr>
+        <w:b/>
+        <w:bCs/>
+        <w:sz w:val="18"/>
+        <w:szCs w:val="18"/>
+      </w:rPr>
+      <w:fldChar w:fldCharType="end"/>
+    </w:r>
   </w:p>
 </w:hdr>
 </file>
